--- a/src/assets/PlantillaDosEng.docx
+++ b/src/assets/PlantillaDosEng.docx
@@ -423,10 +423,13 @@
         <w:tc>
           <w:tcPr>
             <w:tcW w:w="5395" w:type="dxa"/>
+            <w:tcBorders>
+              <w:right w:val="single" w:sz="12" w:space="0" w:color="ADADAD" w:themeColor="background2" w:themeShade="BF"/>
+            </w:tcBorders>
           </w:tcPr>
           <w:p>
             <w:pPr>
-              <w:spacing w:after="60"/>
+              <w:spacing w:before="360" w:after="60"/>
               <w:rPr>
                 <w:b/>
                 <w:bCs/>
@@ -598,6 +601,95 @@
           </w:p>
           <w:p>
             <w:pPr>
+              <w:tabs>
+                <w:tab w:val="left" w:pos="1395"/>
+              </w:tabs>
+              <w:spacing w:after="60"/>
+              <w:rPr>
+                <w:lang w:val="es-ES"/>
+              </w:rPr>
+            </w:pPr>
+            <w:r>
+              <w:rPr>
+                <w:noProof/>
+                <w:lang w:val="es-ES"/>
+              </w:rPr>
+              <mc:AlternateContent>
+                <mc:Choice Requires="wps">
+                  <w:drawing>
+                    <wp:anchor distT="0" distB="0" distL="114300" distR="114300" simplePos="0" relativeHeight="251667456" behindDoc="1" locked="0" layoutInCell="1" allowOverlap="1" wp14:anchorId="6AA791B3" wp14:editId="0EFF6B42">
+                      <wp:simplePos x="0" y="0"/>
+                      <wp:positionH relativeFrom="column">
+                        <wp:posOffset>0</wp:posOffset>
+                      </wp:positionH>
+                      <wp:positionV relativeFrom="paragraph">
+                        <wp:posOffset>175895</wp:posOffset>
+                      </wp:positionV>
+                      <wp:extent cx="2987675" cy="0"/>
+                      <wp:effectExtent l="0" t="0" r="0" b="0"/>
+                      <wp:wrapTopAndBottom/>
+                      <wp:docPr id="5" name="Conector recto 5"/>
+                      <wp:cNvGraphicFramePr/>
+                      <a:graphic xmlns:a="http://schemas.openxmlformats.org/drawingml/2006/main">
+                        <a:graphicData uri="http://schemas.microsoft.com/office/word/2010/wordprocessingShape">
+                          <wps:wsp>
+                            <wps:cNvCnPr/>
+                            <wps:spPr>
+                              <a:xfrm>
+                                <a:off x="0" y="0"/>
+                                <a:ext cx="2987675" cy="0"/>
+                              </a:xfrm>
+                              <a:prstGeom prst="line">
+                                <a:avLst/>
+                              </a:prstGeom>
+                              <a:ln w="19050">
+                                <a:solidFill>
+                                  <a:schemeClr val="bg2">
+                                    <a:lumMod val="75000"/>
+                                  </a:schemeClr>
+                                </a:solidFill>
+                              </a:ln>
+                            </wps:spPr>
+                            <wps:style>
+                              <a:lnRef idx="1">
+                                <a:schemeClr val="accent1"/>
+                              </a:lnRef>
+                              <a:fillRef idx="0">
+                                <a:schemeClr val="accent1"/>
+                              </a:fillRef>
+                              <a:effectRef idx="0">
+                                <a:schemeClr val="accent1"/>
+                              </a:effectRef>
+                              <a:fontRef idx="minor">
+                                <a:schemeClr val="tx1"/>
+                              </a:fontRef>
+                            </wps:style>
+                            <wps:bodyPr/>
+                          </wps:wsp>
+                        </a:graphicData>
+                      </a:graphic>
+                      <wp14:sizeRelH relativeFrom="margin">
+                        <wp14:pctWidth>0</wp14:pctWidth>
+                      </wp14:sizeRelH>
+                      <wp14:sizeRelV relativeFrom="margin">
+                        <wp14:pctHeight>0</wp14:pctHeight>
+                      </wp14:sizeRelV>
+                    </wp:anchor>
+                  </w:drawing>
+                </mc:Choice>
+                <mc:Fallback>
+                  <w:pict>
+                    <v:line w14:anchorId="22AD0DCA" id="Conector recto 5" o:spid="_x0000_s1026" style="position:absolute;z-index:-251649024;visibility:visible;mso-wrap-style:square;mso-width-percent:0;mso-height-percent:0;mso-wrap-distance-left:9pt;mso-wrap-distance-top:0;mso-wrap-distance-right:9pt;mso-wrap-distance-bottom:0;mso-position-horizontal:absolute;mso-position-horizontal-relative:text;mso-position-vertical:absolute;mso-position-vertical-relative:text;mso-width-percent:0;mso-height-percent:0;mso-width-relative:margin;mso-height-relative:margin" from="0,13.85pt" to="235.25pt,13.85pt" o:gfxdata="UEsDBBQABgAIAAAAIQC2gziS/gAAAOEBAAATAAAAW0NvbnRlbnRfVHlwZXNdLnhtbJSRQU7DMBBF&#10;90jcwfIWJU67QAgl6YK0S0CoHGBkTxKLZGx5TGhvj5O2G0SRWNoz/78nu9wcxkFMGNg6quQqL6RA&#10;0s5Y6ir5vt9lD1JwBDIwOMJKHpHlpr69KfdHjyxSmriSfYz+USnWPY7AufNIadK6MEJMx9ApD/oD&#10;OlTrorhX2lFEilmcO2RdNtjC5xDF9pCuTyYBB5bi6bQ4syoJ3g9WQ0ymaiLzg5KdCXlKLjvcW893&#10;SUOqXwnz5DrgnHtJTxOsQfEKIT7DmDSUCaxw7Rqn8787ZsmRM9e2VmPeBN4uqYvTtW7jvijg9N/y&#10;JsXecLq0q+WD6m8AAAD//wMAUEsDBBQABgAIAAAAIQA4/SH/1gAAAJQBAAALAAAAX3JlbHMvLnJl&#10;bHOkkMFqwzAMhu+DvYPRfXGawxijTi+j0GvpHsDYimMaW0Yy2fr2M4PBMnrbUb/Q94l/f/hMi1qR&#10;JVI2sOt6UJgd+ZiDgffL8ekFlFSbvV0oo4EbChzGx4f9GRdb25HMsYhqlCwG5lrLq9biZkxWOiqY&#10;22YiTra2kYMu1l1tQD30/bPm3wwYN0x18gb45AdQl1tp5j/sFB2T0FQ7R0nTNEV3j6o9feQzro1i&#10;OWA14Fm+Q8a1a8+Bvu/d/dMb2JY5uiPbhG/ktn4cqGU/er3pcvwCAAD//wMAUEsDBBQABgAIAAAA&#10;IQBzJqNRzwEAAAIEAAAOAAAAZHJzL2Uyb0RvYy54bWysU8tu2zAQvBfoPxC815INOE4EyzkkSC99&#10;BH18AE0tLQIklyAZS/77LilbDtqiQIteKGl3Z3Zmtdzej9awI4So0bV8uag5Ayex0+7Q8u/fnt7d&#10;chaTcJ0w6KDlJ4j8fvf2zXbwDaywR9NBYETiYjP4lvcp+aaqouzBirhAD46SCoMViT7DoeqCGIjd&#10;mmpV1zfVgKHzASXESNHHKcl3hV8pkOmzUhESMy0nbamcoZz7fFa7rWgOQfhey7MM8Q8qrNCOms5U&#10;jyIJ9hL0L1RWy4ARVVpItBUqpSUUD+RmWf/k5msvPBQvNJzo5zHF/0crPx0f3HOgMQw+NtE/h+xi&#10;VMHmJ+ljYxnWaR4WjIlJCq7ubjc3mzVn8pKrrkAfYnoPaFl+abnRLvsQjTh+iImaUemlJIeNYwNt&#10;z129rktZRKO7J21MTpZdgAcT2FHQX9wfVqXGvNiP2E2xzbquy78k3rm8dHnFRDnjKHg1Wt7SycCk&#10;4QsopjuytpxE5B289hVSgkvLvDGFiaozTJHKGXhW/yfguT5Doezn34BnROmMLs1gqx2G38lO40Wy&#10;muovE5h85xHssTuVFSijoUUrDs+XIm/y6+8Cv17d3Q8AAAD//wMAUEsDBBQABgAIAAAAIQD5HsV4&#10;2gAAAAYBAAAPAAAAZHJzL2Rvd25yZXYueG1sTI/BTsMwEETvSPyDtUjcqEMoBKVxKoTUA0dKVcFt&#10;G2/jQLyObKdJ/x4jDnDcmdHM22o9216cyIfOsYLbRQaCuHG641bB7m1z8wgiRGSNvWNScKYA6/ry&#10;osJSu4lf6bSNrUglHEpUYGIcSilDY8hiWLiBOHlH5y3GdPpWao9TKre9zLPsQVrsOC0YHOjZUPO1&#10;Ha2Cl8/4oc1wN/kzmw2OMl/u3/dKXV/NTysQkeb4F4Yf/IQOdWI6uJF1EL2C9EhUkBcFiOQui+we&#10;xOFXkHUl/+PX3wAAAP//AwBQSwECLQAUAAYACAAAACEAtoM4kv4AAADhAQAAEwAAAAAAAAAAAAAA&#10;AAAAAAAAW0NvbnRlbnRfVHlwZXNdLnhtbFBLAQItABQABgAIAAAAIQA4/SH/1gAAAJQBAAALAAAA&#10;AAAAAAAAAAAAAC8BAABfcmVscy8ucmVsc1BLAQItABQABgAIAAAAIQBzJqNRzwEAAAIEAAAOAAAA&#10;AAAAAAAAAAAAAC4CAABkcnMvZTJvRG9jLnhtbFBLAQItABQABgAIAAAAIQD5HsV42gAAAAYBAAAP&#10;AAAAAAAAAAAAAAAAACkEAABkcnMvZG93bnJldi54bWxQSwUGAAAAAAQABADzAAAAMAUAAAAA&#10;" strokecolor="#adadad [2414]" strokeweight="1.5pt">
+                      <v:stroke joinstyle="miter"/>
+                      <w10:wrap type="topAndBottom"/>
+                    </v:line>
+                  </w:pict>
+                </mc:Fallback>
+              </mc:AlternateContent>
+            </w:r>
+          </w:p>
+          <w:p>
+            <w:pPr>
               <w:spacing w:before="240" w:after="60"/>
               <w:rPr>
                 <w:b/>
@@ -811,6 +903,92 @@
                 <w:lang w:val="es-ES"/>
               </w:rPr>
               <w:t>{#tieneCursos}</w:t>
+            </w:r>
+          </w:p>
+          <w:p>
+            <w:pPr>
+              <w:spacing w:after="60"/>
+              <w:rPr>
+                <w:lang w:val="es-ES"/>
+              </w:rPr>
+            </w:pPr>
+            <w:r>
+              <w:rPr>
+                <w:noProof/>
+                <w:lang w:val="es-ES"/>
+              </w:rPr>
+              <mc:AlternateContent>
+                <mc:Choice Requires="wps">
+                  <w:drawing>
+                    <wp:anchor distT="0" distB="0" distL="114300" distR="114300" simplePos="0" relativeHeight="251661312" behindDoc="1" locked="0" layoutInCell="1" allowOverlap="1" wp14:anchorId="282FA413" wp14:editId="66118DF3">
+                      <wp:simplePos x="0" y="0"/>
+                      <wp:positionH relativeFrom="column">
+                        <wp:posOffset>-68580</wp:posOffset>
+                      </wp:positionH>
+                      <wp:positionV relativeFrom="paragraph">
+                        <wp:posOffset>166370</wp:posOffset>
+                      </wp:positionV>
+                      <wp:extent cx="2987675" cy="0"/>
+                      <wp:effectExtent l="0" t="0" r="0" b="0"/>
+                      <wp:wrapTopAndBottom/>
+                      <wp:docPr id="2" name="Conector recto 2"/>
+                      <wp:cNvGraphicFramePr/>
+                      <a:graphic xmlns:a="http://schemas.openxmlformats.org/drawingml/2006/main">
+                        <a:graphicData uri="http://schemas.microsoft.com/office/word/2010/wordprocessingShape">
+                          <wps:wsp>
+                            <wps:cNvCnPr/>
+                            <wps:spPr>
+                              <a:xfrm>
+                                <a:off x="0" y="0"/>
+                                <a:ext cx="2987675" cy="0"/>
+                              </a:xfrm>
+                              <a:prstGeom prst="line">
+                                <a:avLst/>
+                              </a:prstGeom>
+                              <a:ln w="19050">
+                                <a:solidFill>
+                                  <a:schemeClr val="bg2">
+                                    <a:lumMod val="75000"/>
+                                  </a:schemeClr>
+                                </a:solidFill>
+                              </a:ln>
+                            </wps:spPr>
+                            <wps:style>
+                              <a:lnRef idx="1">
+                                <a:schemeClr val="accent1"/>
+                              </a:lnRef>
+                              <a:fillRef idx="0">
+                                <a:schemeClr val="accent1"/>
+                              </a:fillRef>
+                              <a:effectRef idx="0">
+                                <a:schemeClr val="accent1"/>
+                              </a:effectRef>
+                              <a:fontRef idx="minor">
+                                <a:schemeClr val="tx1"/>
+                              </a:fontRef>
+                            </wps:style>
+                            <wps:bodyPr/>
+                          </wps:wsp>
+                        </a:graphicData>
+                      </a:graphic>
+                      <wp14:sizeRelH relativeFrom="margin">
+                        <wp14:pctWidth>0</wp14:pctWidth>
+                      </wp14:sizeRelH>
+                      <wp14:sizeRelV relativeFrom="margin">
+                        <wp14:pctHeight>0</wp14:pctHeight>
+                      </wp14:sizeRelV>
+                    </wp:anchor>
+                  </w:drawing>
+                </mc:Choice>
+                <mc:Fallback>
+                  <w:pict>
+                    <v:line w14:anchorId="0D6C51DC" id="Conector recto 2" o:spid="_x0000_s1026" style="position:absolute;z-index:-251655168;visibility:visible;mso-wrap-style:square;mso-width-percent:0;mso-height-percent:0;mso-wrap-distance-left:9pt;mso-wrap-distance-top:0;mso-wrap-distance-right:9pt;mso-wrap-distance-bottom:0;mso-position-horizontal:absolute;mso-position-horizontal-relative:text;mso-position-vertical:absolute;mso-position-vertical-relative:text;mso-width-percent:0;mso-height-percent:0;mso-width-relative:margin;mso-height-relative:margin" from="-5.4pt,13.1pt" to="229.85pt,13.1pt" o:gfxdata="UEsDBBQABgAIAAAAIQC2gziS/gAAAOEBAAATAAAAW0NvbnRlbnRfVHlwZXNdLnhtbJSRQU7DMBBF&#10;90jcwfIWJU67QAgl6YK0S0CoHGBkTxKLZGx5TGhvj5O2G0SRWNoz/78nu9wcxkFMGNg6quQqL6RA&#10;0s5Y6ir5vt9lD1JwBDIwOMJKHpHlpr69KfdHjyxSmriSfYz+USnWPY7AufNIadK6MEJMx9ApD/oD&#10;OlTrorhX2lFEilmcO2RdNtjC5xDF9pCuTyYBB5bi6bQ4syoJ3g9WQ0ymaiLzg5KdCXlKLjvcW893&#10;SUOqXwnz5DrgnHtJTxOsQfEKIT7DmDSUCaxw7Rqn8787ZsmRM9e2VmPeBN4uqYvTtW7jvijg9N/y&#10;JsXecLq0q+WD6m8AAAD//wMAUEsDBBQABgAIAAAAIQA4/SH/1gAAAJQBAAALAAAAX3JlbHMvLnJl&#10;bHOkkMFqwzAMhu+DvYPRfXGawxijTi+j0GvpHsDYimMaW0Yy2fr2M4PBMnrbUb/Q94l/f/hMi1qR&#10;JVI2sOt6UJgd+ZiDgffL8ekFlFSbvV0oo4EbChzGx4f9GRdb25HMsYhqlCwG5lrLq9biZkxWOiqY&#10;22YiTra2kYMu1l1tQD30/bPm3wwYN0x18gb45AdQl1tp5j/sFB2T0FQ7R0nTNEV3j6o9feQzro1i&#10;OWA14Fm+Q8a1a8+Bvu/d/dMb2JY5uiPbhG/ktn4cqGU/er3pcvwCAAD//wMAUEsDBBQABgAIAAAA&#10;IQBzJqNRzwEAAAIEAAAOAAAAZHJzL2Uyb0RvYy54bWysU8tu2zAQvBfoPxC815INOE4EyzkkSC99&#10;BH18AE0tLQIklyAZS/77LilbDtqiQIteKGl3Z3Zmtdzej9awI4So0bV8uag5Ayex0+7Q8u/fnt7d&#10;chaTcJ0w6KDlJ4j8fvf2zXbwDaywR9NBYETiYjP4lvcp+aaqouzBirhAD46SCoMViT7DoeqCGIjd&#10;mmpV1zfVgKHzASXESNHHKcl3hV8pkOmzUhESMy0nbamcoZz7fFa7rWgOQfhey7MM8Q8qrNCOms5U&#10;jyIJ9hL0L1RWy4ARVVpItBUqpSUUD+RmWf/k5msvPBQvNJzo5zHF/0crPx0f3HOgMQw+NtE/h+xi&#10;VMHmJ+ljYxnWaR4WjIlJCq7ubjc3mzVn8pKrrkAfYnoPaFl+abnRLvsQjTh+iImaUemlJIeNYwNt&#10;z129rktZRKO7J21MTpZdgAcT2FHQX9wfVqXGvNiP2E2xzbquy78k3rm8dHnFRDnjKHg1Wt7SycCk&#10;4QsopjuytpxE5B289hVSgkvLvDGFiaozTJHKGXhW/yfguT5Doezn34BnROmMLs1gqx2G38lO40Wy&#10;muovE5h85xHssTuVFSijoUUrDs+XIm/y6+8Cv17d3Q8AAAD//wMAUEsDBBQABgAIAAAAIQBNCjyg&#10;3QAAAAkBAAAPAAAAZHJzL2Rvd25yZXYueG1sTI/BTsMwEETvSPyDtUjcWqehlDbEqRBSDxwpqILb&#10;Nl7iQLyObKdJ/x4jDnDc2dHMm3I72U6cyIfWsYLFPANBXDvdcqPg9WU3W4MIEVlj55gUnCnAtrq8&#10;KLHQbuRnOu1jI1IIhwIVmBj7QspQG7IY5q4nTr8P5y3GdPpGao9jCredzLNsJS22nBoM9vRoqP7a&#10;D1bB02d816a/Gf2ZzQ4HmS8Pbwelrq+mh3sQkab4Z4Yf/IQOVWI6uoF1EJ2C2SJL6FFBvspBJMPy&#10;dnMH4vgryKqU/xdU3wAAAP//AwBQSwECLQAUAAYACAAAACEAtoM4kv4AAADhAQAAEwAAAAAAAAAA&#10;AAAAAAAAAAAAW0NvbnRlbnRfVHlwZXNdLnhtbFBLAQItABQABgAIAAAAIQA4/SH/1gAAAJQBAAAL&#10;AAAAAAAAAAAAAAAAAC8BAABfcmVscy8ucmVsc1BLAQItABQABgAIAAAAIQBzJqNRzwEAAAIEAAAO&#10;AAAAAAAAAAAAAAAAAC4CAABkcnMvZTJvRG9jLnhtbFBLAQItABQABgAIAAAAIQBNCjyg3QAAAAkB&#10;AAAPAAAAAAAAAAAAAAAAACkEAABkcnMvZG93bnJldi54bWxQSwUGAAAAAAQABADzAAAAMwUAAAAA&#10;" strokecolor="#adadad [2414]" strokeweight="1.5pt">
+                      <v:stroke joinstyle="miter"/>
+                      <w10:wrap type="topAndBottom"/>
+                    </v:line>
+                  </w:pict>
+                </mc:Fallback>
+              </mc:AlternateContent>
             </w:r>
           </w:p>
           <w:p>
@@ -959,9 +1137,13 @@
         <w:tc>
           <w:tcPr>
             <w:tcW w:w="5395" w:type="dxa"/>
+            <w:tcBorders>
+              <w:left w:val="single" w:sz="12" w:space="0" w:color="ADADAD" w:themeColor="background2" w:themeShade="BF"/>
+            </w:tcBorders>
           </w:tcPr>
           <w:p>
             <w:pPr>
+              <w:ind w:left="708"/>
               <w:rPr>
                 <w:lang w:val="es-ES"/>
               </w:rPr>
@@ -975,6 +1157,8 @@
           </w:p>
           <w:p>
             <w:pPr>
+              <w:spacing w:before="240"/>
+              <w:ind w:left="708"/>
               <w:rPr>
                 <w:b/>
                 <w:bCs/>
@@ -994,6 +1178,7 @@
           </w:p>
           <w:p>
             <w:pPr>
+              <w:ind w:left="708"/>
               <w:rPr>
                 <w:lang w:val="es-ES"/>
               </w:rPr>
@@ -1012,6 +1197,7 @@
                 <w:ilvl w:val="0"/>
                 <w:numId w:val="5"/>
               </w:numPr>
+              <w:ind w:left="1428"/>
               <w:rPr>
                 <w:lang w:val="es-ES"/>
               </w:rPr>
@@ -1025,6 +1211,7 @@
           </w:p>
           <w:p>
             <w:pPr>
+              <w:ind w:left="708"/>
               <w:rPr>
                 <w:b/>
                 <w:bCs/>
@@ -1042,6 +1229,7 @@
           <w:p>
             <w:pPr>
               <w:spacing w:before="240"/>
+              <w:ind w:left="708"/>
               <w:rPr>
                 <w:color w:val="000000" w:themeColor="text1"/>
                 <w:lang w:val="es-ES"/>
@@ -1073,8 +1261,10 @@
           <w:p>
             <w:pPr>
               <w:spacing w:before="240"/>
+              <w:ind w:left="708"/>
               <w:rPr>
                 <w:color w:val="000000" w:themeColor="text1"/>
+                <w:lang w:val="es-ES"/>
               </w:rPr>
             </w:pPr>
             <w:r>
@@ -1103,6 +1293,93 @@
           <w:p>
             <w:pPr>
               <w:spacing w:before="240"/>
+              <w:rPr>
+                <w:color w:val="000000" w:themeColor="text1"/>
+              </w:rPr>
+            </w:pPr>
+            <w:r>
+              <w:rPr>
+                <w:noProof/>
+                <w:lang w:val="es-ES"/>
+              </w:rPr>
+              <mc:AlternateContent>
+                <mc:Choice Requires="wps">
+                  <w:drawing>
+                    <wp:anchor distT="0" distB="0" distL="114300" distR="114300" simplePos="0" relativeHeight="251663360" behindDoc="1" locked="0" layoutInCell="1" allowOverlap="1" wp14:anchorId="51246A92" wp14:editId="08FE0A2E">
+                      <wp:simplePos x="0" y="0"/>
+                      <wp:positionH relativeFrom="column">
+                        <wp:posOffset>369570</wp:posOffset>
+                      </wp:positionH>
+                      <wp:positionV relativeFrom="paragraph">
+                        <wp:posOffset>290195</wp:posOffset>
+                      </wp:positionV>
+                      <wp:extent cx="2987675" cy="0"/>
+                      <wp:effectExtent l="0" t="0" r="0" b="0"/>
+                      <wp:wrapTopAndBottom/>
+                      <wp:docPr id="3" name="Conector recto 3"/>
+                      <wp:cNvGraphicFramePr/>
+                      <a:graphic xmlns:a="http://schemas.openxmlformats.org/drawingml/2006/main">
+                        <a:graphicData uri="http://schemas.microsoft.com/office/word/2010/wordprocessingShape">
+                          <wps:wsp>
+                            <wps:cNvCnPr/>
+                            <wps:spPr>
+                              <a:xfrm>
+                                <a:off x="0" y="0"/>
+                                <a:ext cx="2987675" cy="0"/>
+                              </a:xfrm>
+                              <a:prstGeom prst="line">
+                                <a:avLst/>
+                              </a:prstGeom>
+                              <a:ln w="19050">
+                                <a:solidFill>
+                                  <a:schemeClr val="bg2">
+                                    <a:lumMod val="75000"/>
+                                  </a:schemeClr>
+                                </a:solidFill>
+                              </a:ln>
+                            </wps:spPr>
+                            <wps:style>
+                              <a:lnRef idx="1">
+                                <a:schemeClr val="accent1"/>
+                              </a:lnRef>
+                              <a:fillRef idx="0">
+                                <a:schemeClr val="accent1"/>
+                              </a:fillRef>
+                              <a:effectRef idx="0">
+                                <a:schemeClr val="accent1"/>
+                              </a:effectRef>
+                              <a:fontRef idx="minor">
+                                <a:schemeClr val="tx1"/>
+                              </a:fontRef>
+                            </wps:style>
+                            <wps:bodyPr/>
+                          </wps:wsp>
+                        </a:graphicData>
+                      </a:graphic>
+                      <wp14:sizeRelH relativeFrom="margin">
+                        <wp14:pctWidth>0</wp14:pctWidth>
+                      </wp14:sizeRelH>
+                      <wp14:sizeRelV relativeFrom="margin">
+                        <wp14:pctHeight>0</wp14:pctHeight>
+                      </wp14:sizeRelV>
+                    </wp:anchor>
+                  </w:drawing>
+                </mc:Choice>
+                <mc:Fallback>
+                  <w:pict>
+                    <v:line w14:anchorId="39A0F26F" id="Conector recto 3" o:spid="_x0000_s1026" style="position:absolute;z-index:-251653120;visibility:visible;mso-wrap-style:square;mso-width-percent:0;mso-height-percent:0;mso-wrap-distance-left:9pt;mso-wrap-distance-top:0;mso-wrap-distance-right:9pt;mso-wrap-distance-bottom:0;mso-position-horizontal:absolute;mso-position-horizontal-relative:text;mso-position-vertical:absolute;mso-position-vertical-relative:text;mso-width-percent:0;mso-height-percent:0;mso-width-relative:margin;mso-height-relative:margin" from="29.1pt,22.85pt" to="264.35pt,22.85pt" o:gfxdata="UEsDBBQABgAIAAAAIQC2gziS/gAAAOEBAAATAAAAW0NvbnRlbnRfVHlwZXNdLnhtbJSRQU7DMBBF&#10;90jcwfIWJU67QAgl6YK0S0CoHGBkTxKLZGx5TGhvj5O2G0SRWNoz/78nu9wcxkFMGNg6quQqL6RA&#10;0s5Y6ir5vt9lD1JwBDIwOMJKHpHlpr69KfdHjyxSmriSfYz+USnWPY7AufNIadK6MEJMx9ApD/oD&#10;OlTrorhX2lFEilmcO2RdNtjC5xDF9pCuTyYBB5bi6bQ4syoJ3g9WQ0ymaiLzg5KdCXlKLjvcW893&#10;SUOqXwnz5DrgnHtJTxOsQfEKIT7DmDSUCaxw7Rqn8787ZsmRM9e2VmPeBN4uqYvTtW7jvijg9N/y&#10;JsXecLq0q+WD6m8AAAD//wMAUEsDBBQABgAIAAAAIQA4/SH/1gAAAJQBAAALAAAAX3JlbHMvLnJl&#10;bHOkkMFqwzAMhu+DvYPRfXGawxijTi+j0GvpHsDYimMaW0Yy2fr2M4PBMnrbUb/Q94l/f/hMi1qR&#10;JVI2sOt6UJgd+ZiDgffL8ekFlFSbvV0oo4EbChzGx4f9GRdb25HMsYhqlCwG5lrLq9biZkxWOiqY&#10;22YiTra2kYMu1l1tQD30/bPm3wwYN0x18gb45AdQl1tp5j/sFB2T0FQ7R0nTNEV3j6o9feQzro1i&#10;OWA14Fm+Q8a1a8+Bvu/d/dMb2JY5uiPbhG/ktn4cqGU/er3pcvwCAAD//wMAUEsDBBQABgAIAAAA&#10;IQBzJqNRzwEAAAIEAAAOAAAAZHJzL2Uyb0RvYy54bWysU8tu2zAQvBfoPxC815INOE4EyzkkSC99&#10;BH18AE0tLQIklyAZS/77LilbDtqiQIteKGl3Z3Zmtdzej9awI4So0bV8uag5Ayex0+7Q8u/fnt7d&#10;chaTcJ0w6KDlJ4j8fvf2zXbwDaywR9NBYETiYjP4lvcp+aaqouzBirhAD46SCoMViT7DoeqCGIjd&#10;mmpV1zfVgKHzASXESNHHKcl3hV8pkOmzUhESMy0nbamcoZz7fFa7rWgOQfhey7MM8Q8qrNCOms5U&#10;jyIJ9hL0L1RWy4ARVVpItBUqpSUUD+RmWf/k5msvPBQvNJzo5zHF/0crPx0f3HOgMQw+NtE/h+xi&#10;VMHmJ+ljYxnWaR4WjIlJCq7ubjc3mzVn8pKrrkAfYnoPaFl+abnRLvsQjTh+iImaUemlJIeNYwNt&#10;z129rktZRKO7J21MTpZdgAcT2FHQX9wfVqXGvNiP2E2xzbquy78k3rm8dHnFRDnjKHg1Wt7SycCk&#10;4QsopjuytpxE5B289hVSgkvLvDGFiaozTJHKGXhW/yfguT5Doezn34BnROmMLs1gqx2G38lO40Wy&#10;muovE5h85xHssTuVFSijoUUrDs+XIm/y6+8Cv17d3Q8AAAD//wMAUEsDBBQABgAIAAAAIQA6jB2C&#10;2wAAAAgBAAAPAAAAZHJzL2Rvd25yZXYueG1sTI9BT8MwDIXvSPyHyEjcWEpZoSpNJ4S0A0cGmuDm&#10;NaEpNE6VpGv37zHiADfb7+n5e/VmcYM4mhB7TwquVxkIQ63XPXUKXl+2VyWImJA0Dp6MgpOJsGnO&#10;z2qstJ/p2Rx3qRMcQrFCBTalsZIyttY4jCs/GmLtwweHidfQSR1w5nA3yDzLbqXDnviDxdE8WtN+&#10;7San4OkzvWs73szhRHaLk8zX+7e9UpcXy8M9iGSW9GeGH3xGh4aZDn4iHcWgoChzdipYF3cgWC/y&#10;kofD70E2tfxfoPkGAAD//wMAUEsBAi0AFAAGAAgAAAAhALaDOJL+AAAA4QEAABMAAAAAAAAAAAAA&#10;AAAAAAAAAFtDb250ZW50X1R5cGVzXS54bWxQSwECLQAUAAYACAAAACEAOP0h/9YAAACUAQAACwAA&#10;AAAAAAAAAAAAAAAvAQAAX3JlbHMvLnJlbHNQSwECLQAUAAYACAAAACEAcyajUc8BAAACBAAADgAA&#10;AAAAAAAAAAAAAAAuAgAAZHJzL2Uyb0RvYy54bWxQSwECLQAUAAYACAAAACEAOowdgtsAAAAIAQAA&#10;DwAAAAAAAAAAAAAAAAApBAAAZHJzL2Rvd25yZXYueG1sUEsFBgAAAAAEAAQA8wAAADEFAAAAAA==&#10;" strokecolor="#adadad [2414]" strokeweight="1.5pt">
+                      <v:stroke joinstyle="miter"/>
+                      <w10:wrap type="topAndBottom"/>
+                    </v:line>
+                  </w:pict>
+                </mc:Fallback>
+              </mc:AlternateContent>
+            </w:r>
+          </w:p>
+          <w:p>
+            <w:pPr>
+              <w:spacing w:before="240"/>
+              <w:ind w:left="708"/>
               <w:rPr>
                 <w:b/>
                 <w:bCs/>
@@ -1122,6 +1399,7 @@
           </w:p>
           <w:p>
             <w:pPr>
+              <w:ind w:left="708"/>
               <w:rPr>
                 <w:lang w:val="es-ES"/>
               </w:rPr>
@@ -1140,6 +1418,7 @@
                 <w:ilvl w:val="0"/>
                 <w:numId w:val="5"/>
               </w:numPr>
+              <w:ind w:left="1428"/>
               <w:rPr>
                 <w:lang w:val="es-ES"/>
               </w:rPr>
@@ -1168,6 +1447,7 @@
           <w:p>
             <w:pPr>
               <w:spacing w:before="240"/>
+              <w:ind w:left="708"/>
               <w:rPr>
                 <w:color w:val="000000" w:themeColor="text1"/>
                 <w:lang w:val="es-ES"/>
@@ -1183,6 +1463,7 @@
           <w:p>
             <w:pPr>
               <w:spacing w:before="240"/>
+              <w:ind w:left="708"/>
               <w:rPr>
                 <w:color w:val="000000" w:themeColor="text1"/>
                 <w:lang w:val="es-ES"/>
@@ -1214,6 +1495,7 @@
           </w:p>
           <w:p>
             <w:pPr>
+              <w:ind w:left="708"/>
               <w:rPr>
                 <w:lang w:val="es-ES"/>
               </w:rPr>
@@ -1227,7 +1509,93 @@
           </w:p>
           <w:p>
             <w:pPr>
+              <w:rPr>
+                <w:lang w:val="es-ES"/>
+              </w:rPr>
+            </w:pPr>
+            <w:r>
+              <w:rPr>
+                <w:noProof/>
+                <w:lang w:val="es-ES"/>
+              </w:rPr>
+              <mc:AlternateContent>
+                <mc:Choice Requires="wps">
+                  <w:drawing>
+                    <wp:anchor distT="0" distB="0" distL="114300" distR="114300" simplePos="0" relativeHeight="251665408" behindDoc="1" locked="0" layoutInCell="1" allowOverlap="1" wp14:anchorId="542AC26C" wp14:editId="6F27493B">
+                      <wp:simplePos x="0" y="0"/>
+                      <wp:positionH relativeFrom="column">
+                        <wp:posOffset>369570</wp:posOffset>
+                      </wp:positionH>
+                      <wp:positionV relativeFrom="paragraph">
+                        <wp:posOffset>185420</wp:posOffset>
+                      </wp:positionV>
+                      <wp:extent cx="2987675" cy="0"/>
+                      <wp:effectExtent l="0" t="0" r="0" b="0"/>
+                      <wp:wrapTopAndBottom/>
+                      <wp:docPr id="4" name="Conector recto 4"/>
+                      <wp:cNvGraphicFramePr/>
+                      <a:graphic xmlns:a="http://schemas.openxmlformats.org/drawingml/2006/main">
+                        <a:graphicData uri="http://schemas.microsoft.com/office/word/2010/wordprocessingShape">
+                          <wps:wsp>
+                            <wps:cNvCnPr/>
+                            <wps:spPr>
+                              <a:xfrm>
+                                <a:off x="0" y="0"/>
+                                <a:ext cx="2987675" cy="0"/>
+                              </a:xfrm>
+                              <a:prstGeom prst="line">
+                                <a:avLst/>
+                              </a:prstGeom>
+                              <a:ln w="19050">
+                                <a:solidFill>
+                                  <a:schemeClr val="bg2">
+                                    <a:lumMod val="75000"/>
+                                  </a:schemeClr>
+                                </a:solidFill>
+                              </a:ln>
+                            </wps:spPr>
+                            <wps:style>
+                              <a:lnRef idx="1">
+                                <a:schemeClr val="accent1"/>
+                              </a:lnRef>
+                              <a:fillRef idx="0">
+                                <a:schemeClr val="accent1"/>
+                              </a:fillRef>
+                              <a:effectRef idx="0">
+                                <a:schemeClr val="accent1"/>
+                              </a:effectRef>
+                              <a:fontRef idx="minor">
+                                <a:schemeClr val="tx1"/>
+                              </a:fontRef>
+                            </wps:style>
+                            <wps:bodyPr/>
+                          </wps:wsp>
+                        </a:graphicData>
+                      </a:graphic>
+                      <wp14:sizeRelH relativeFrom="margin">
+                        <wp14:pctWidth>0</wp14:pctWidth>
+                      </wp14:sizeRelH>
+                      <wp14:sizeRelV relativeFrom="margin">
+                        <wp14:pctHeight>0</wp14:pctHeight>
+                      </wp14:sizeRelV>
+                    </wp:anchor>
+                  </w:drawing>
+                </mc:Choice>
+                <mc:Fallback>
+                  <w:pict>
+                    <v:line w14:anchorId="0DA024C0" id="Conector recto 4" o:spid="_x0000_s1026" style="position:absolute;z-index:-251651072;visibility:visible;mso-wrap-style:square;mso-width-percent:0;mso-height-percent:0;mso-wrap-distance-left:9pt;mso-wrap-distance-top:0;mso-wrap-distance-right:9pt;mso-wrap-distance-bottom:0;mso-position-horizontal:absolute;mso-position-horizontal-relative:text;mso-position-vertical:absolute;mso-position-vertical-relative:text;mso-width-percent:0;mso-height-percent:0;mso-width-relative:margin;mso-height-relative:margin" from="29.1pt,14.6pt" to="264.35pt,14.6pt" o:gfxdata="UEsDBBQABgAIAAAAIQC2gziS/gAAAOEBAAATAAAAW0NvbnRlbnRfVHlwZXNdLnhtbJSRQU7DMBBF&#10;90jcwfIWJU67QAgl6YK0S0CoHGBkTxKLZGx5TGhvj5O2G0SRWNoz/78nu9wcxkFMGNg6quQqL6RA&#10;0s5Y6ir5vt9lD1JwBDIwOMJKHpHlpr69KfdHjyxSmriSfYz+USnWPY7AufNIadK6MEJMx9ApD/oD&#10;OlTrorhX2lFEilmcO2RdNtjC5xDF9pCuTyYBB5bi6bQ4syoJ3g9WQ0ymaiLzg5KdCXlKLjvcW893&#10;SUOqXwnz5DrgnHtJTxOsQfEKIT7DmDSUCaxw7Rqn8787ZsmRM9e2VmPeBN4uqYvTtW7jvijg9N/y&#10;JsXecLq0q+WD6m8AAAD//wMAUEsDBBQABgAIAAAAIQA4/SH/1gAAAJQBAAALAAAAX3JlbHMvLnJl&#10;bHOkkMFqwzAMhu+DvYPRfXGawxijTi+j0GvpHsDYimMaW0Yy2fr2M4PBMnrbUb/Q94l/f/hMi1qR&#10;JVI2sOt6UJgd+ZiDgffL8ekFlFSbvV0oo4EbChzGx4f9GRdb25HMsYhqlCwG5lrLq9biZkxWOiqY&#10;22YiTra2kYMu1l1tQD30/bPm3wwYN0x18gb45AdQl1tp5j/sFB2T0FQ7R0nTNEV3j6o9feQzro1i&#10;OWA14Fm+Q8a1a8+Bvu/d/dMb2JY5uiPbhG/ktn4cqGU/er3pcvwCAAD//wMAUEsDBBQABgAIAAAA&#10;IQBzJqNRzwEAAAIEAAAOAAAAZHJzL2Uyb0RvYy54bWysU8tu2zAQvBfoPxC815INOE4EyzkkSC99&#10;BH18AE0tLQIklyAZS/77LilbDtqiQIteKGl3Z3Zmtdzej9awI4So0bV8uag5Ayex0+7Q8u/fnt7d&#10;chaTcJ0w6KDlJ4j8fvf2zXbwDaywR9NBYETiYjP4lvcp+aaqouzBirhAD46SCoMViT7DoeqCGIjd&#10;mmpV1zfVgKHzASXESNHHKcl3hV8pkOmzUhESMy0nbamcoZz7fFa7rWgOQfhey7MM8Q8qrNCOms5U&#10;jyIJ9hL0L1RWy4ARVVpItBUqpSUUD+RmWf/k5msvPBQvNJzo5zHF/0crPx0f3HOgMQw+NtE/h+xi&#10;VMHmJ+ljYxnWaR4WjIlJCq7ubjc3mzVn8pKrrkAfYnoPaFl+abnRLvsQjTh+iImaUemlJIeNYwNt&#10;z129rktZRKO7J21MTpZdgAcT2FHQX9wfVqXGvNiP2E2xzbquy78k3rm8dHnFRDnjKHg1Wt7SycCk&#10;4QsopjuytpxE5B289hVSgkvLvDGFiaozTJHKGXhW/yfguT5Doezn34BnROmMLs1gqx2G38lO40Wy&#10;muovE5h85xHssTuVFSijoUUrDs+XIm/y6+8Cv17d3Q8AAAD//wMAUEsDBBQABgAIAAAAIQCgTpkd&#10;3AAAAAgBAAAPAAAAZHJzL2Rvd25yZXYueG1sTI9BT8MwDIXvSPyHyEjcWEph0JWmE0LagSMDTXDz&#10;mqwpNE6VpGv37zHiACfLfk/P36vWs+vF0YTYeVJwvchAGGq87qhV8Pa6uSpAxISksfdkFJxMhHV9&#10;flZhqf1EL+a4Ta3gEIolKrApDaWUsbHGYVz4wRBrBx8cJl5DK3XAicNdL/Msu5MOO+IPFgfzZE3z&#10;tR2dgufP9KHtcDOFE9kNjjK/3b3vlLq8mB8fQCQzpz8z/OAzOtTMtPcj6Sh6BcsiZ6eCfMWT9WVe&#10;3IPY/x5kXcn/BepvAAAA//8DAFBLAQItABQABgAIAAAAIQC2gziS/gAAAOEBAAATAAAAAAAAAAAA&#10;AAAAAAAAAABbQ29udGVudF9UeXBlc10ueG1sUEsBAi0AFAAGAAgAAAAhADj9If/WAAAAlAEAAAsA&#10;AAAAAAAAAAAAAAAALwEAAF9yZWxzLy5yZWxzUEsBAi0AFAAGAAgAAAAhAHMmo1HPAQAAAgQAAA4A&#10;AAAAAAAAAAAAAAAALgIAAGRycy9lMm9Eb2MueG1sUEsBAi0AFAAGAAgAAAAhAKBOmR3cAAAACAEA&#10;AA8AAAAAAAAAAAAAAAAAKQQAAGRycy9kb3ducmV2LnhtbFBLBQYAAAAABAAEAPMAAAAyBQAAAAA=&#10;" strokecolor="#adadad [2414]" strokeweight="1.5pt">
+                      <v:stroke joinstyle="miter"/>
+                      <w10:wrap type="topAndBottom"/>
+                    </v:line>
+                  </w:pict>
+                </mc:Fallback>
+              </mc:AlternateContent>
+            </w:r>
+          </w:p>
+          <w:p>
+            <w:pPr>
               <w:spacing w:before="240"/>
+              <w:ind w:left="708"/>
               <w:rPr>
                 <w:b/>
                 <w:bCs/>
@@ -1255,11 +1623,17 @@
             </w:r>
           </w:p>
           <w:p>
+            <w:pPr>
+              <w:ind w:left="708"/>
+            </w:pPr>
             <w:r>
               <w:t>{comentarios}</w:t>
             </w:r>
           </w:p>
           <w:p>
+            <w:pPr>
+              <w:ind w:left="708"/>
+            </w:pPr>
             <w:r>
               <w:t>{/</w:t>
             </w:r>
@@ -2533,6 +2907,7 @@
   <w:style w:type="character" w:default="1" w:styleId="Fuentedeprrafopredeter">
     <w:name w:val="Default Paragraph Font"/>
     <w:uiPriority w:val="1"/>
+    <w:semiHidden/>
     <w:unhideWhenUsed/>
   </w:style>
   <w:style w:type="table" w:default="1" w:styleId="Tablanormal">

--- a/src/assets/PlantillaDosEng.docx
+++ b/src/assets/PlantillaDosEng.docx
@@ -77,21 +77,12 @@
           </wp:anchor>
         </w:drawing>
       </w:r>
-      <w:proofErr w:type="spellStart"/>
       <w:r>
         <w:rPr>
           <w:color w:val="45B0E1" w:themeColor="accent1" w:themeTint="99"/>
           <w:lang w:val="es-ES"/>
         </w:rPr>
-        <w:t>Curriculum</w:t>
-      </w:r>
-      <w:proofErr w:type="spellEnd"/>
-      <w:r>
-        <w:rPr>
-          <w:color w:val="45B0E1" w:themeColor="accent1" w:themeTint="99"/>
-          <w:lang w:val="es-ES"/>
-        </w:rPr>
-        <w:t xml:space="preserve"> Vitae</w:t>
+        <w:t>Curriculum Vitae</w:t>
       </w:r>
     </w:p>
     <w:p>
@@ -149,7 +140,6 @@
         </w:rPr>
         <w:t>{</w:t>
       </w:r>
-      <w:proofErr w:type="spellStart"/>
       <w:r>
         <w:rPr>
           <w:b/>
@@ -170,7 +160,6 @@
         </w:rPr>
         <w:t>tNom</w:t>
       </w:r>
-      <w:proofErr w:type="spellEnd"/>
       <w:r>
         <w:rPr>
           <w:b/>
@@ -204,7 +193,6 @@
         </w:rPr>
         <w:t>{</w:t>
       </w:r>
-      <w:proofErr w:type="spellStart"/>
       <w:r>
         <w:rPr>
           <w:u w:val="single"/>
@@ -212,7 +200,6 @@
         </w:rPr>
         <w:t>EtEd</w:t>
       </w:r>
-      <w:proofErr w:type="spellEnd"/>
       <w:r>
         <w:rPr>
           <w:lang w:val="es-ES"/>
@@ -227,11 +214,9 @@
           <w:lang w:val="es-ES"/>
         </w:rPr>
       </w:pPr>
-      <w:proofErr w:type="spellStart"/>
       <w:r>
         <w:t>Nationality</w:t>
       </w:r>
-      <w:proofErr w:type="spellEnd"/>
       <w:r>
         <w:t>:</w:t>
       </w:r>
@@ -247,14 +232,12 @@
         </w:rPr>
         <w:t>{</w:t>
       </w:r>
-      <w:proofErr w:type="spellStart"/>
       <w:r>
         <w:rPr>
           <w:lang w:val="es-ES"/>
         </w:rPr>
         <w:t>EtNa</w:t>
       </w:r>
-      <w:proofErr w:type="spellEnd"/>
       <w:r>
         <w:rPr>
           <w:lang w:val="es-ES"/>
@@ -269,11 +252,9 @@
           <w:lang w:val="es-ES"/>
         </w:rPr>
       </w:pPr>
-      <w:proofErr w:type="spellStart"/>
       <w:r>
         <w:t>Languages</w:t>
       </w:r>
-      <w:proofErr w:type="spellEnd"/>
       <w:r>
         <w:rPr>
           <w:lang w:val="es-ES"/>
@@ -332,21 +313,7 @@
         <w:rPr>
           <w:lang w:val="es-ES"/>
         </w:rPr>
-        <w:t>{/</w:t>
-      </w:r>
-      <w:proofErr w:type="spellStart"/>
-      <w:r>
-        <w:rPr>
-          <w:lang w:val="es-ES"/>
-        </w:rPr>
-        <w:t>EtId</w:t>
-      </w:r>
-      <w:proofErr w:type="spellEnd"/>
-      <w:r>
-        <w:rPr>
-          <w:lang w:val="es-ES"/>
-        </w:rPr>
-        <w:t>}</w:t>
+        <w:t>{/EtId}</w:t>
       </w:r>
     </w:p>
     <w:p>
@@ -363,19 +330,9 @@
           <w:docGrid w:linePitch="360"/>
         </w:sectPr>
       </w:pPr>
-      <w:proofErr w:type="spellStart"/>
-      <w:r>
-        <w:t>Current</w:t>
-      </w:r>
-      <w:proofErr w:type="spellEnd"/>
-      <w:r>
-        <w:t xml:space="preserve"> </w:t>
-      </w:r>
-      <w:proofErr w:type="spellStart"/>
-      <w:r>
-        <w:t>residence</w:t>
-      </w:r>
-      <w:proofErr w:type="spellEnd"/>
+      <w:r>
+        <w:t>Current residence</w:t>
+      </w:r>
       <w:r>
         <w:t xml:space="preserve">: </w:t>
       </w:r>
@@ -385,14 +342,12 @@
         </w:rPr>
         <w:t>{</w:t>
       </w:r>
-      <w:proofErr w:type="spellStart"/>
       <w:r>
         <w:rPr>
           <w:lang w:val="es-ES"/>
         </w:rPr>
         <w:t>EtRe</w:t>
       </w:r>
-      <w:proofErr w:type="spellEnd"/>
       <w:r>
         <w:rPr>
           <w:lang w:val="es-ES"/>
@@ -550,30 +505,15 @@
           <w:p>
             <w:pPr>
               <w:spacing w:after="60"/>
-              <w:jc w:val="both"/>
-              <w:rPr>
-                <w:lang w:val="es-ES"/>
-              </w:rPr>
-            </w:pPr>
-            <w:r>
-              <w:rPr>
-                <w:lang w:val="es-ES"/>
-              </w:rPr>
-              <w:t>{</w:t>
-            </w:r>
-            <w:proofErr w:type="spellStart"/>
-            <w:r>
-              <w:rPr>
-                <w:lang w:val="es-ES"/>
-              </w:rPr>
-              <w:t>descripcion</w:t>
-            </w:r>
-            <w:proofErr w:type="spellEnd"/>
-            <w:r>
-              <w:rPr>
-                <w:lang w:val="es-ES"/>
-              </w:rPr>
-              <w:t>}</w:t>
+              <w:rPr>
+                <w:lang w:val="es-ES"/>
+              </w:rPr>
+            </w:pPr>
+            <w:r>
+              <w:rPr>
+                <w:lang w:val="es-ES"/>
+              </w:rPr>
+              <w:t>{descripcion}</w:t>
             </w:r>
           </w:p>
           <w:p>
@@ -770,19 +710,11 @@
                 <w:lang w:val="es-ES"/>
               </w:rPr>
             </w:pPr>
-            <w:proofErr w:type="spellStart"/>
-            <w:r>
-              <w:rPr>
-                <w:lang w:val="es-ES"/>
-              </w:rPr>
-              <w:t>Start</w:t>
-            </w:r>
-            <w:proofErr w:type="spellEnd"/>
-            <w:r>
-              <w:rPr>
-                <w:lang w:val="es-ES"/>
-              </w:rPr>
-              <w:t xml:space="preserve"> date</w:t>
+            <w:r>
+              <w:rPr>
+                <w:lang w:val="es-ES"/>
+              </w:rPr>
+              <w:t>Start date</w:t>
             </w:r>
             <w:r>
               <w:rPr>
@@ -796,59 +728,38 @@
                 <w:bCs/>
                 <w:lang w:val="es-ES"/>
               </w:rPr>
-              <w:t xml:space="preserve"> {</w:t>
-            </w:r>
-            <w:proofErr w:type="spellStart"/>
-            <w:r>
+              <w:t xml:space="preserve"> {fechaIni}</w:t>
+            </w:r>
+          </w:p>
+          <w:p>
+            <w:pPr>
+              <w:spacing w:after="60"/>
               <w:rPr>
                 <w:b/>
                 <w:bCs/>
                 <w:lang w:val="es-ES"/>
               </w:rPr>
-              <w:t>fechaIni</w:t>
-            </w:r>
-            <w:proofErr w:type="spellEnd"/>
+            </w:pPr>
+            <w:r>
+              <w:rPr>
+                <w:lang w:val="es-ES"/>
+              </w:rPr>
+              <w:t>Generation</w:t>
+            </w:r>
+            <w:r>
+              <w:rPr>
+                <w:lang w:val="es-ES"/>
+              </w:rPr>
+              <w:t>:</w:t>
+            </w:r>
             <w:r>
               <w:rPr>
                 <w:b/>
                 <w:bCs/>
                 <w:lang w:val="es-ES"/>
               </w:rPr>
-              <w:t>}</w:t>
-            </w:r>
-          </w:p>
-          <w:p>
-            <w:pPr>
-              <w:spacing w:after="60"/>
-              <w:rPr>
-                <w:b/>
-                <w:bCs/>
-                <w:lang w:val="es-ES"/>
-              </w:rPr>
-            </w:pPr>
-            <w:proofErr w:type="spellStart"/>
-            <w:r>
-              <w:rPr>
-                <w:lang w:val="es-ES"/>
-              </w:rPr>
-              <w:t>Generation</w:t>
-            </w:r>
-            <w:proofErr w:type="spellEnd"/>
-            <w:r>
-              <w:rPr>
-                <w:lang w:val="es-ES"/>
-              </w:rPr>
-              <w:t>:</w:t>
-            </w:r>
-            <w:r>
-              <w:rPr>
-                <w:b/>
-                <w:bCs/>
-                <w:lang w:val="es-ES"/>
-              </w:rPr>
               <w:t xml:space="preserve"> {</w:t>
             </w:r>
-            <w:proofErr w:type="spellStart"/>
             <w:r>
               <w:rPr>
                 <w:b/>
@@ -858,7 +769,6 @@
               </w:rPr>
               <w:t>generacion</w:t>
             </w:r>
-            <w:proofErr w:type="spellEnd"/>
             <w:r>
               <w:rPr>
                 <w:b/>
@@ -1058,13 +968,27 @@
               <w:spacing w:after="60"/>
             </w:pPr>
             <w:r>
-              <w:t>{</w:t>
-            </w:r>
-            <w:proofErr w:type="spellStart"/>
-            <w:r>
-              <w:t>organizacion</w:t>
-            </w:r>
-            <w:proofErr w:type="spellEnd"/>
+              <w:t>{organizacion}</w:t>
+            </w:r>
+          </w:p>
+          <w:p>
+            <w:pPr>
+              <w:spacing w:after="60"/>
+            </w:pPr>
+            <w:r>
+              <w:t>{periodo}</w:t>
+            </w:r>
+          </w:p>
+          <w:p>
+            <w:pPr>
+              <w:spacing w:after="60"/>
+            </w:pPr>
+            <w:r>
+              <w:t>{entidad} - {</w:t>
+            </w:r>
+            <w:r>
+              <w:t>tiempoEstudio</w:t>
+            </w:r>
             <w:r>
               <w:t>}</w:t>
             </w:r>
@@ -1074,7 +998,7 @@
               <w:spacing w:after="60"/>
             </w:pPr>
             <w:r>
-              <w:t>{periodo}</w:t>
+              <w:t>{descripcion}</w:t>
             </w:r>
           </w:p>
           <w:p>
@@ -1082,15 +1006,7 @@
               <w:spacing w:after="60"/>
             </w:pPr>
             <w:r>
-              <w:t>{entidad} - {</w:t>
-            </w:r>
-            <w:proofErr w:type="spellStart"/>
-            <w:r>
-              <w:t>tiempoEstudio</w:t>
-            </w:r>
-            <w:proofErr w:type="spellEnd"/>
-            <w:r>
-              <w:t>}</w:t>
+              <w:t>{/cursos}</w:t>
             </w:r>
           </w:p>
           <w:p>
@@ -1098,39 +1014,7 @@
               <w:spacing w:after="60"/>
             </w:pPr>
             <w:r>
-              <w:t>{</w:t>
-            </w:r>
-            <w:proofErr w:type="spellStart"/>
-            <w:r>
-              <w:t>descripcion</w:t>
-            </w:r>
-            <w:proofErr w:type="spellEnd"/>
-            <w:r>
-              <w:t>}</w:t>
-            </w:r>
-          </w:p>
-          <w:p>
-            <w:pPr>
-              <w:spacing w:after="60"/>
-            </w:pPr>
-            <w:r>
-              <w:t>{/cursos}</w:t>
-            </w:r>
-          </w:p>
-          <w:p>
-            <w:pPr>
-              <w:spacing w:after="60"/>
-            </w:pPr>
-            <w:r>
-              <w:t>{/</w:t>
-            </w:r>
-            <w:proofErr w:type="spellStart"/>
-            <w:r>
-              <w:t>tieneCursos</w:t>
-            </w:r>
-            <w:proofErr w:type="spellEnd"/>
-            <w:r>
-              <w:t>}</w:t>
+              <w:t>{/tieneCursos}</w:t>
             </w:r>
           </w:p>
         </w:tc>
@@ -1242,14 +1126,12 @@
               </w:rPr>
               <w:t>{/</w:t>
             </w:r>
-            <w:proofErr w:type="spellStart"/>
             <w:r>
               <w:rPr>
                 <w:color w:val="000000" w:themeColor="text1"/>
               </w:rPr>
               <w:t>tieneConocimientos</w:t>
             </w:r>
-            <w:proofErr w:type="spellEnd"/>
             <w:r>
               <w:rPr>
                 <w:color w:val="000000" w:themeColor="text1"/>
@@ -1274,14 +1156,12 @@
               </w:rPr>
               <w:t>{#</w:t>
             </w:r>
-            <w:proofErr w:type="spellStart"/>
             <w:r>
               <w:rPr>
                 <w:color w:val="000000" w:themeColor="text1"/>
               </w:rPr>
               <w:t>tieneSkills</w:t>
             </w:r>
-            <w:proofErr w:type="spellEnd"/>
             <w:r>
               <w:rPr>
                 <w:color w:val="000000" w:themeColor="text1"/>
@@ -1427,21 +1307,7 @@
               <w:rPr>
                 <w:lang w:val="es-ES"/>
               </w:rPr>
-              <w:t>{</w:t>
-            </w:r>
-            <w:proofErr w:type="spellStart"/>
-            <w:r>
-              <w:rPr>
-                <w:lang w:val="es-ES"/>
-              </w:rPr>
-              <w:t>skill</w:t>
-            </w:r>
-            <w:proofErr w:type="spellEnd"/>
-            <w:r>
-              <w:rPr>
-                <w:lang w:val="es-ES"/>
-              </w:rPr>
-              <w:t>}</w:t>
+              <w:t>{skill}</w:t>
             </w:r>
           </w:p>
           <w:p>
@@ -1474,23 +1340,7 @@
                 <w:color w:val="000000" w:themeColor="text1"/>
                 <w:lang w:val="es-ES"/>
               </w:rPr>
-              <w:t>{/</w:t>
-            </w:r>
-            <w:proofErr w:type="spellStart"/>
-            <w:r>
-              <w:rPr>
-                <w:color w:val="000000" w:themeColor="text1"/>
-                <w:lang w:val="es-ES"/>
-              </w:rPr>
-              <w:t>tieneSkills</w:t>
-            </w:r>
-            <w:proofErr w:type="spellEnd"/>
-            <w:r>
-              <w:rPr>
-                <w:color w:val="000000" w:themeColor="text1"/>
-                <w:lang w:val="es-ES"/>
-              </w:rPr>
-              <w:t>}</w:t>
+              <w:t>{/tieneSkills}</w:t>
             </w:r>
           </w:p>
           <w:p>
@@ -1635,15 +1485,7 @@
               <w:ind w:left="708"/>
             </w:pPr>
             <w:r>
-              <w:t>{/</w:t>
-            </w:r>
-            <w:proofErr w:type="spellStart"/>
-            <w:r>
-              <w:t>tieneComentarios</w:t>
-            </w:r>
-            <w:proofErr w:type="spellEnd"/>
-            <w:r>
-              <w:t>}</w:t>
+              <w:t>{/tieneComentarios}</w:t>
             </w:r>
           </w:p>
           <w:p>

--- a/src/assets/PlantillaDosEng.docx
+++ b/src/assets/PlantillaDosEng.docx
@@ -77,12 +77,21 @@
           </wp:anchor>
         </w:drawing>
       </w:r>
+      <w:proofErr w:type="spellStart"/>
       <w:r>
         <w:rPr>
           <w:color w:val="45B0E1" w:themeColor="accent1" w:themeTint="99"/>
           <w:lang w:val="es-ES"/>
         </w:rPr>
-        <w:t>Curriculum Vitae</w:t>
+        <w:t>Curriculum</w:t>
+      </w:r>
+      <w:proofErr w:type="spellEnd"/>
+      <w:r>
+        <w:rPr>
+          <w:color w:val="45B0E1" w:themeColor="accent1" w:themeTint="99"/>
+          <w:lang w:val="es-ES"/>
+        </w:rPr>
+        <w:t xml:space="preserve"> Vitae</w:t>
       </w:r>
     </w:p>
     <w:p>
@@ -140,6 +149,7 @@
         </w:rPr>
         <w:t>{</w:t>
       </w:r>
+      <w:proofErr w:type="spellStart"/>
       <w:r>
         <w:rPr>
           <w:b/>
@@ -160,6 +170,7 @@
         </w:rPr>
         <w:t>tNom</w:t>
       </w:r>
+      <w:proofErr w:type="spellEnd"/>
       <w:r>
         <w:rPr>
           <w:b/>
@@ -193,6 +204,7 @@
         </w:rPr>
         <w:t>{</w:t>
       </w:r>
+      <w:proofErr w:type="spellStart"/>
       <w:r>
         <w:rPr>
           <w:u w:val="single"/>
@@ -200,6 +212,7 @@
         </w:rPr>
         <w:t>EtEd</w:t>
       </w:r>
+      <w:proofErr w:type="spellEnd"/>
       <w:r>
         <w:rPr>
           <w:lang w:val="es-ES"/>
@@ -209,35 +222,73 @@
     </w:p>
     <w:p>
       <w:pPr>
-        <w:spacing w:after="60"/>
-        <w:rPr>
-          <w:lang w:val="es-ES"/>
-        </w:rPr>
-      </w:pPr>
-      <w:r>
-        <w:t>Nationality</w:t>
-      </w:r>
-      <w:r>
-        <w:t>:</w:t>
-      </w:r>
+        <w:spacing w:after="0"/>
+        <w:jc w:val="both"/>
+        <w:rPr>
+          <w:lang w:val="es-ES"/>
+        </w:rPr>
+      </w:pPr>
+      <w:proofErr w:type="spellStart"/>
+      <w:r>
+        <w:rPr>
+          <w:lang w:val="es-ES"/>
+        </w:rPr>
+        <w:t>Years</w:t>
+      </w:r>
+      <w:proofErr w:type="spellEnd"/>
       <w:r>
         <w:rPr>
           <w:lang w:val="es-ES"/>
         </w:rPr>
         <w:t xml:space="preserve"> </w:t>
       </w:r>
-      <w:r>
-        <w:rPr>
-          <w:lang w:val="es-ES"/>
-        </w:rPr>
-        <w:t>{</w:t>
-      </w:r>
-      <w:r>
-        <w:rPr>
-          <w:lang w:val="es-ES"/>
-        </w:rPr>
-        <w:t>EtNa</w:t>
-      </w:r>
+      <w:proofErr w:type="spellStart"/>
+      <w:r>
+        <w:rPr>
+          <w:lang w:val="es-ES"/>
+        </w:rPr>
+        <w:t>of</w:t>
+      </w:r>
+      <w:proofErr w:type="spellEnd"/>
+      <w:r>
+        <w:rPr>
+          <w:lang w:val="es-ES"/>
+        </w:rPr>
+        <w:t xml:space="preserve"> </w:t>
+      </w:r>
+      <w:proofErr w:type="spellStart"/>
+      <w:r>
+        <w:rPr>
+          <w:lang w:val="es-ES"/>
+        </w:rPr>
+        <w:t>professional</w:t>
+      </w:r>
+      <w:proofErr w:type="spellEnd"/>
+      <w:r>
+        <w:rPr>
+          <w:lang w:val="es-ES"/>
+        </w:rPr>
+        <w:t xml:space="preserve"> </w:t>
+      </w:r>
+      <w:proofErr w:type="spellStart"/>
+      <w:r>
+        <w:rPr>
+          <w:lang w:val="es-ES"/>
+        </w:rPr>
+        <w:t>experience</w:t>
+      </w:r>
+      <w:proofErr w:type="spellEnd"/>
+      <w:r>
+        <w:rPr>
+          <w:lang w:val="es-ES"/>
+        </w:rPr>
+        <w:t>: {</w:t>
+      </w:r>
+      <w:proofErr w:type="spellStart"/>
+      <w:r>
+        <w:t>EtTiempoExp</w:t>
+      </w:r>
+      <w:proofErr w:type="spellEnd"/>
       <w:r>
         <w:rPr>
           <w:lang w:val="es-ES"/>
@@ -252,9 +303,53 @@
           <w:lang w:val="es-ES"/>
         </w:rPr>
       </w:pPr>
+      <w:proofErr w:type="spellStart"/>
+      <w:r>
+        <w:t>Nationality</w:t>
+      </w:r>
+      <w:proofErr w:type="spellEnd"/>
+      <w:r>
+        <w:t>:</w:t>
+      </w:r>
+      <w:r>
+        <w:rPr>
+          <w:lang w:val="es-ES"/>
+        </w:rPr>
+        <w:t xml:space="preserve"> </w:t>
+      </w:r>
+      <w:r>
+        <w:rPr>
+          <w:lang w:val="es-ES"/>
+        </w:rPr>
+        <w:t>{</w:t>
+      </w:r>
+      <w:proofErr w:type="spellStart"/>
+      <w:r>
+        <w:rPr>
+          <w:lang w:val="es-ES"/>
+        </w:rPr>
+        <w:t>EtNa</w:t>
+      </w:r>
+      <w:proofErr w:type="spellEnd"/>
+      <w:r>
+        <w:rPr>
+          <w:lang w:val="es-ES"/>
+        </w:rPr>
+        <w:t>}</w:t>
+      </w:r>
+    </w:p>
+    <w:p>
+      <w:pPr>
+        <w:spacing w:after="60"/>
+        <w:rPr>
+          <w:lang w:val="es-ES"/>
+        </w:rPr>
+      </w:pPr>
+      <w:proofErr w:type="spellStart"/>
       <w:r>
         <w:t>Languages</w:t>
       </w:r>
+      <w:proofErr w:type="spellEnd"/>
       <w:r>
         <w:rPr>
           <w:lang w:val="es-ES"/>
@@ -313,7 +408,21 @@
         <w:rPr>
           <w:lang w:val="es-ES"/>
         </w:rPr>
-        <w:t>{/EtId}</w:t>
+        <w:t>{/</w:t>
+      </w:r>
+      <w:proofErr w:type="spellStart"/>
+      <w:r>
+        <w:rPr>
+          <w:lang w:val="es-ES"/>
+        </w:rPr>
+        <w:t>EtId</w:t>
+      </w:r>
+      <w:proofErr w:type="spellEnd"/>
+      <w:r>
+        <w:rPr>
+          <w:lang w:val="es-ES"/>
+        </w:rPr>
+        <w:t>}</w:t>
       </w:r>
     </w:p>
     <w:p>
@@ -330,9 +439,19 @@
           <w:docGrid w:linePitch="360"/>
         </w:sectPr>
       </w:pPr>
-      <w:r>
-        <w:t>Current residence</w:t>
-      </w:r>
+      <w:proofErr w:type="spellStart"/>
+      <w:r>
+        <w:t>Current</w:t>
+      </w:r>
+      <w:proofErr w:type="spellEnd"/>
+      <w:r>
+        <w:t xml:space="preserve"> </w:t>
+      </w:r>
+      <w:proofErr w:type="spellStart"/>
+      <w:r>
+        <w:t>residence</w:t>
+      </w:r>
+      <w:proofErr w:type="spellEnd"/>
       <w:r>
         <w:t xml:space="preserve">: </w:t>
       </w:r>
@@ -342,12 +461,14 @@
         </w:rPr>
         <w:t>{</w:t>
       </w:r>
+      <w:proofErr w:type="spellStart"/>
       <w:r>
         <w:rPr>
           <w:lang w:val="es-ES"/>
         </w:rPr>
         <w:t>EtRe</w:t>
       </w:r>
+      <w:proofErr w:type="spellEnd"/>
       <w:r>
         <w:rPr>
           <w:lang w:val="es-ES"/>
@@ -358,7 +479,7 @@
     <w:tbl>
       <w:tblPr>
         <w:tblStyle w:val="Tablaconcuadrcula"/>
-        <w:tblpPr w:leftFromText="141" w:rightFromText="141" w:horzAnchor="margin" w:tblpY="3229"/>
+        <w:tblpPr w:leftFromText="141" w:rightFromText="141" w:vertAnchor="page" w:horzAnchor="margin" w:tblpY="4291"/>
         <w:tblW w:w="0" w:type="auto"/>
         <w:tblBorders>
           <w:top w:val="none" w:sz="0" w:space="0" w:color="auto"/>
@@ -513,7 +634,21 @@
               <w:rPr>
                 <w:lang w:val="es-ES"/>
               </w:rPr>
-              <w:t>{descripcion}</w:t>
+              <w:t>{</w:t>
+            </w:r>
+            <w:proofErr w:type="spellStart"/>
+            <w:r>
+              <w:rPr>
+                <w:lang w:val="es-ES"/>
+              </w:rPr>
+              <w:t>descripcion</w:t>
+            </w:r>
+            <w:proofErr w:type="spellEnd"/>
+            <w:r>
+              <w:rPr>
+                <w:lang w:val="es-ES"/>
+              </w:rPr>
+              <w:t>}</w:t>
             </w:r>
           </w:p>
           <w:p>
@@ -710,11 +845,19 @@
                 <w:lang w:val="es-ES"/>
               </w:rPr>
             </w:pPr>
-            <w:r>
-              <w:rPr>
-                <w:lang w:val="es-ES"/>
-              </w:rPr>
-              <w:t>Start date</w:t>
+            <w:proofErr w:type="spellStart"/>
+            <w:r>
+              <w:rPr>
+                <w:lang w:val="es-ES"/>
+              </w:rPr>
+              <w:t>Start</w:t>
+            </w:r>
+            <w:proofErr w:type="spellEnd"/>
+            <w:r>
+              <w:rPr>
+                <w:lang w:val="es-ES"/>
+              </w:rPr>
+              <w:t xml:space="preserve"> date</w:t>
             </w:r>
             <w:r>
               <w:rPr>
@@ -728,38 +871,59 @@
                 <w:bCs/>
                 <w:lang w:val="es-ES"/>
               </w:rPr>
-              <w:t xml:space="preserve"> {fechaIni}</w:t>
-            </w:r>
-          </w:p>
-          <w:p>
-            <w:pPr>
-              <w:spacing w:after="60"/>
+              <w:t xml:space="preserve"> {</w:t>
+            </w:r>
+            <w:proofErr w:type="spellStart"/>
+            <w:r>
               <w:rPr>
                 <w:b/>
                 <w:bCs/>
                 <w:lang w:val="es-ES"/>
               </w:rPr>
-            </w:pPr>
-            <w:r>
-              <w:rPr>
-                <w:lang w:val="es-ES"/>
-              </w:rPr>
-              <w:t>Generation</w:t>
-            </w:r>
-            <w:r>
-              <w:rPr>
-                <w:lang w:val="es-ES"/>
-              </w:rPr>
-              <w:t>:</w:t>
-            </w:r>
+              <w:t>fechaIni</w:t>
+            </w:r>
+            <w:proofErr w:type="spellEnd"/>
             <w:r>
               <w:rPr>
                 <w:b/>
                 <w:bCs/>
                 <w:lang w:val="es-ES"/>
               </w:rPr>
+              <w:t>}</w:t>
+            </w:r>
+          </w:p>
+          <w:p>
+            <w:pPr>
+              <w:spacing w:after="60"/>
+              <w:rPr>
+                <w:b/>
+                <w:bCs/>
+                <w:lang w:val="es-ES"/>
+              </w:rPr>
+            </w:pPr>
+            <w:proofErr w:type="spellStart"/>
+            <w:r>
+              <w:rPr>
+                <w:lang w:val="es-ES"/>
+              </w:rPr>
+              <w:t>Generation</w:t>
+            </w:r>
+            <w:proofErr w:type="spellEnd"/>
+            <w:r>
+              <w:rPr>
+                <w:lang w:val="es-ES"/>
+              </w:rPr>
+              <w:t>:</w:t>
+            </w:r>
+            <w:r>
+              <w:rPr>
+                <w:b/>
+                <w:bCs/>
+                <w:lang w:val="es-ES"/>
+              </w:rPr>
               <w:t xml:space="preserve"> {</w:t>
             </w:r>
+            <w:proofErr w:type="spellStart"/>
             <w:r>
               <w:rPr>
                 <w:b/>
@@ -769,6 +933,7 @@
               </w:rPr>
               <w:t>generacion</w:t>
             </w:r>
+            <w:proofErr w:type="spellEnd"/>
             <w:r>
               <w:rPr>
                 <w:b/>
@@ -968,7 +1133,15 @@
               <w:spacing w:after="60"/>
             </w:pPr>
             <w:r>
-              <w:t>{organizacion}</w:t>
+              <w:t>{</w:t>
+            </w:r>
+            <w:proofErr w:type="spellStart"/>
+            <w:r>
+              <w:t>organizacion</w:t>
+            </w:r>
+            <w:proofErr w:type="spellEnd"/>
+            <w:r>
+              <w:t>}</w:t>
             </w:r>
           </w:p>
           <w:p>
@@ -986,9 +1159,11 @@
             <w:r>
               <w:t>{entidad} - {</w:t>
             </w:r>
+            <w:proofErr w:type="spellStart"/>
             <w:r>
               <w:t>tiempoEstudio</w:t>
             </w:r>
+            <w:proofErr w:type="spellEnd"/>
             <w:r>
               <w:t>}</w:t>
             </w:r>
@@ -998,7 +1173,15 @@
               <w:spacing w:after="60"/>
             </w:pPr>
             <w:r>
-              <w:t>{descripcion}</w:t>
+              <w:t>{</w:t>
+            </w:r>
+            <w:proofErr w:type="spellStart"/>
+            <w:r>
+              <w:t>descripcion</w:t>
+            </w:r>
+            <w:proofErr w:type="spellEnd"/>
+            <w:r>
+              <w:t>}</w:t>
             </w:r>
           </w:p>
           <w:p>
@@ -1014,7 +1197,15 @@
               <w:spacing w:after="60"/>
             </w:pPr>
             <w:r>
-              <w:t>{/tieneCursos}</w:t>
+              <w:t>{/</w:t>
+            </w:r>
+            <w:proofErr w:type="spellStart"/>
+            <w:r>
+              <w:t>tieneCursos</w:t>
+            </w:r>
+            <w:proofErr w:type="spellEnd"/>
+            <w:r>
+              <w:t>}</w:t>
             </w:r>
           </w:p>
         </w:tc>
@@ -1126,12 +1317,14 @@
               </w:rPr>
               <w:t>{/</w:t>
             </w:r>
+            <w:proofErr w:type="spellStart"/>
             <w:r>
               <w:rPr>
                 <w:color w:val="000000" w:themeColor="text1"/>
               </w:rPr>
               <w:t>tieneConocimientos</w:t>
             </w:r>
+            <w:proofErr w:type="spellEnd"/>
             <w:r>
               <w:rPr>
                 <w:color w:val="000000" w:themeColor="text1"/>
@@ -1156,12 +1349,14 @@
               </w:rPr>
               <w:t>{#</w:t>
             </w:r>
+            <w:proofErr w:type="spellStart"/>
             <w:r>
               <w:rPr>
                 <w:color w:val="000000" w:themeColor="text1"/>
               </w:rPr>
               <w:t>tieneSkills</w:t>
             </w:r>
+            <w:proofErr w:type="spellEnd"/>
             <w:r>
               <w:rPr>
                 <w:color w:val="000000" w:themeColor="text1"/>
@@ -1307,7 +1502,21 @@
               <w:rPr>
                 <w:lang w:val="es-ES"/>
               </w:rPr>
-              <w:t>{skill}</w:t>
+              <w:t>{</w:t>
+            </w:r>
+            <w:proofErr w:type="spellStart"/>
+            <w:r>
+              <w:rPr>
+                <w:lang w:val="es-ES"/>
+              </w:rPr>
+              <w:t>skill</w:t>
+            </w:r>
+            <w:proofErr w:type="spellEnd"/>
+            <w:r>
+              <w:rPr>
+                <w:lang w:val="es-ES"/>
+              </w:rPr>
+              <w:t>}</w:t>
             </w:r>
           </w:p>
           <w:p>
@@ -1340,7 +1549,23 @@
                 <w:color w:val="000000" w:themeColor="text1"/>
                 <w:lang w:val="es-ES"/>
               </w:rPr>
-              <w:t>{/tieneSkills}</w:t>
+              <w:t>{/</w:t>
+            </w:r>
+            <w:proofErr w:type="spellStart"/>
+            <w:r>
+              <w:rPr>
+                <w:color w:val="000000" w:themeColor="text1"/>
+                <w:lang w:val="es-ES"/>
+              </w:rPr>
+              <w:t>tieneSkills</w:t>
+            </w:r>
+            <w:proofErr w:type="spellEnd"/>
+            <w:r>
+              <w:rPr>
+                <w:color w:val="000000" w:themeColor="text1"/>
+                <w:lang w:val="es-ES"/>
+              </w:rPr>
+              <w:t>}</w:t>
             </w:r>
           </w:p>
           <w:p>
@@ -1485,7 +1710,15 @@
               <w:ind w:left="708"/>
             </w:pPr>
             <w:r>
-              <w:t>{/tieneComentarios}</w:t>
+              <w:t>{/</w:t>
+            </w:r>
+            <w:proofErr w:type="spellStart"/>
+            <w:r>
+              <w:t>tieneComentarios</w:t>
+            </w:r>
+            <w:proofErr w:type="spellEnd"/>
+            <w:r>
+              <w:t>}</w:t>
             </w:r>
           </w:p>
           <w:p>

--- a/src/assets/PlantillaDosEng.docx
+++ b/src/assets/PlantillaDosEng.docx
@@ -77,21 +77,12 @@
           </wp:anchor>
         </w:drawing>
       </w:r>
-      <w:proofErr w:type="spellStart"/>
       <w:r>
         <w:rPr>
           <w:color w:val="45B0E1" w:themeColor="accent1" w:themeTint="99"/>
           <w:lang w:val="es-ES"/>
         </w:rPr>
-        <w:t>Curriculum</w:t>
-      </w:r>
-      <w:proofErr w:type="spellEnd"/>
-      <w:r>
-        <w:rPr>
-          <w:color w:val="45B0E1" w:themeColor="accent1" w:themeTint="99"/>
-          <w:lang w:val="es-ES"/>
-        </w:rPr>
-        <w:t xml:space="preserve"> Vitae</w:t>
+        <w:t>Curriculum Vitae</w:t>
       </w:r>
     </w:p>
     <w:p>
@@ -117,23 +108,7 @@
           <w:b/>
           <w:bCs/>
         </w:rPr>
-        <w:t>{</w:t>
-      </w:r>
-      <w:proofErr w:type="spellStart"/>
-      <w:r>
-        <w:rPr>
-          <w:b/>
-          <w:bCs/>
-        </w:rPr>
-        <w:t>EtNom</w:t>
-      </w:r>
-      <w:proofErr w:type="spellEnd"/>
-      <w:r>
-        <w:rPr>
-          <w:b/>
-          <w:bCs/>
-        </w:rPr>
-        <w:t>}</w:t>
+        <w:t>{EtNom}</w:t>
       </w:r>
     </w:p>
     <w:p>
@@ -144,123 +119,49 @@
         <w:t>Age</w:t>
       </w:r>
       <w:r>
-        <w:t>: {</w:t>
-      </w:r>
-      <w:proofErr w:type="spellStart"/>
-      <w:r>
-        <w:t>EtEd</w:t>
-      </w:r>
-      <w:proofErr w:type="spellEnd"/>
-      <w:r>
-        <w:t>}</w:t>
+        <w:t>: {EtEd}</w:t>
       </w:r>
     </w:p>
     <w:p>
       <w:pPr>
         <w:spacing w:after="120" w:line="240" w:lineRule="auto"/>
       </w:pPr>
-      <w:proofErr w:type="spellStart"/>
-      <w:r>
-        <w:rPr>
-          <w:lang w:val="es-ES"/>
-        </w:rPr>
-        <w:t>Years</w:t>
-      </w:r>
-      <w:proofErr w:type="spellEnd"/>
-      <w:r>
-        <w:rPr>
-          <w:lang w:val="es-ES"/>
-        </w:rPr>
-        <w:t xml:space="preserve"> </w:t>
-      </w:r>
-      <w:proofErr w:type="spellStart"/>
-      <w:r>
-        <w:rPr>
-          <w:lang w:val="es-ES"/>
-        </w:rPr>
-        <w:t>of</w:t>
-      </w:r>
-      <w:proofErr w:type="spellEnd"/>
-      <w:r>
-        <w:rPr>
-          <w:lang w:val="es-ES"/>
-        </w:rPr>
-        <w:t xml:space="preserve"> </w:t>
-      </w:r>
-      <w:proofErr w:type="spellStart"/>
-      <w:r>
-        <w:rPr>
-          <w:lang w:val="es-ES"/>
-        </w:rPr>
-        <w:t>professional</w:t>
-      </w:r>
-      <w:proofErr w:type="spellEnd"/>
-      <w:r>
-        <w:rPr>
-          <w:lang w:val="es-ES"/>
-        </w:rPr>
-        <w:t xml:space="preserve"> </w:t>
-      </w:r>
-      <w:proofErr w:type="spellStart"/>
+      <w:r>
+        <w:rPr>
+          <w:lang w:val="es-ES"/>
+        </w:rPr>
+        <w:t xml:space="preserve">Years of professional </w:t>
+      </w:r>
       <w:r>
         <w:rPr>
           <w:lang w:val="es-ES"/>
         </w:rPr>
         <w:t>experience</w:t>
       </w:r>
-      <w:proofErr w:type="spellEnd"/>
-      <w:r>
-        <w:t>: {</w:t>
-      </w:r>
-      <w:proofErr w:type="spellStart"/>
-      <w:r>
-        <w:t>EtTiempoExp</w:t>
-      </w:r>
-      <w:proofErr w:type="spellEnd"/>
-      <w:r>
-        <w:t>}</w:t>
+      <w:r>
+        <w:t>: {EtTiempoExp}</w:t>
       </w:r>
     </w:p>
     <w:p>
       <w:pPr>
         <w:spacing w:after="120" w:line="240" w:lineRule="auto"/>
       </w:pPr>
-      <w:proofErr w:type="spellStart"/>
       <w:r>
         <w:t>Nationality</w:t>
       </w:r>
-      <w:proofErr w:type="spellEnd"/>
-      <w:r>
-        <w:t>: {</w:t>
-      </w:r>
-      <w:proofErr w:type="spellStart"/>
-      <w:r>
-        <w:t>EtNa</w:t>
-      </w:r>
-      <w:proofErr w:type="spellEnd"/>
-      <w:r>
-        <w:t>}</w:t>
+      <w:r>
+        <w:t>: {EtNa}</w:t>
       </w:r>
     </w:p>
     <w:p>
       <w:pPr>
         <w:spacing w:after="120" w:line="240" w:lineRule="auto"/>
       </w:pPr>
-      <w:proofErr w:type="spellStart"/>
       <w:r>
         <w:t>Languages</w:t>
       </w:r>
-      <w:proofErr w:type="spellEnd"/>
-      <w:r>
-        <w:t>: {#EtId} {idioma} – {nivel} {/</w:t>
-      </w:r>
-      <w:proofErr w:type="spellStart"/>
-      <w:r>
-        <w:t>EtId</w:t>
-      </w:r>
-      <w:proofErr w:type="spellEnd"/>
-      <w:r>
-        <w:t>}</w:t>
+      <w:r>
+        <w:t>: {#EtId} {idioma} – {nivel} {/EtId}</w:t>
       </w:r>
     </w:p>
     <w:p>
@@ -345,29 +246,11 @@
           </mc:Fallback>
         </mc:AlternateContent>
       </w:r>
-      <w:proofErr w:type="spellStart"/>
-      <w:r>
-        <w:t>Current</w:t>
-      </w:r>
-      <w:proofErr w:type="spellEnd"/>
-      <w:r>
-        <w:t xml:space="preserve"> </w:t>
-      </w:r>
-      <w:proofErr w:type="spellStart"/>
-      <w:r>
-        <w:t>residence</w:t>
-      </w:r>
-      <w:proofErr w:type="spellEnd"/>
-      <w:r>
-        <w:t>: {</w:t>
-      </w:r>
-      <w:proofErr w:type="spellStart"/>
-      <w:r>
-        <w:t>EtRe</w:t>
-      </w:r>
-      <w:proofErr w:type="spellEnd"/>
-      <w:r>
-        <w:t>}</w:t>
+      <w:r>
+        <w:t>Current residence</w:t>
+      </w:r>
+      <w:r>
+        <w:t>: {EtRe}</w:t>
       </w:r>
     </w:p>
     <w:p>
@@ -391,7 +274,7 @@
     </w:p>
     <w:p>
       <w:pPr>
-        <w:spacing w:before="360" w:after="60"/>
+        <w:spacing w:before="240" w:after="60"/>
         <w:rPr>
           <w:b/>
           <w:bCs/>
@@ -406,161 +289,6 @@
           <w:color w:val="0070C0"/>
           <w:lang w:val="es-ES"/>
         </w:rPr>
-        <w:t>WORK EXPERIENCE</w:t>
-      </w:r>
-    </w:p>
-    <w:p>
-      <w:pPr>
-        <w:spacing w:after="120" w:line="240" w:lineRule="auto"/>
-      </w:pPr>
-      <w:r>
-        <w:t>{#experiencias}</w:t>
-      </w:r>
-    </w:p>
-    <w:p>
-      <w:pPr>
-        <w:tabs>
-          <w:tab w:val="left" w:pos="7027"/>
-        </w:tabs>
-        <w:spacing w:after="120" w:line="240" w:lineRule="auto"/>
-        <w:rPr>
-          <w:b/>
-          <w:bCs/>
-        </w:rPr>
-      </w:pPr>
-      <w:r>
-        <w:rPr>
-          <w:b/>
-          <w:bCs/>
-        </w:rPr>
-        <w:t>{puesto} - {empresa}</w:t>
-      </w:r>
-    </w:p>
-    <w:p>
-      <w:pPr>
-        <w:tabs>
-          <w:tab w:val="left" w:pos="7027"/>
-        </w:tabs>
-        <w:spacing w:after="120" w:line="240" w:lineRule="auto"/>
-        <w:rPr>
-          <w:b/>
-          <w:bCs/>
-        </w:rPr>
-      </w:pPr>
-      <w:r>
-        <w:t>{periodo}</w:t>
-      </w:r>
-    </w:p>
-    <w:p>
-      <w:pPr>
-        <w:spacing w:after="120" w:line="240" w:lineRule="auto"/>
-      </w:pPr>
-      <w:r>
-        <w:t>{</w:t>
-      </w:r>
-      <w:proofErr w:type="spellStart"/>
-      <w:r>
-        <w:t>descripcion</w:t>
-      </w:r>
-      <w:proofErr w:type="spellEnd"/>
-      <w:r>
-        <w:t>}</w:t>
-      </w:r>
-    </w:p>
-    <w:p>
-      <w:pPr>
-        <w:spacing w:after="120" w:line="240" w:lineRule="auto"/>
-      </w:pPr>
-      <w:r>
-        <w:t>{/experiencias}</w:t>
-      </w:r>
-    </w:p>
-    <w:p>
-      <w:pPr>
-        <w:spacing w:after="120" w:line="240" w:lineRule="auto"/>
-      </w:pPr>
-      <w:r>
-        <w:rPr>
-          <w:noProof/>
-          <w:lang w:val="es-ES"/>
-        </w:rPr>
-        <mc:AlternateContent>
-          <mc:Choice Requires="wps">
-            <w:drawing>
-              <wp:inline distT="0" distB="0" distL="0" distR="0" wp14:anchorId="0D6A8B0B" wp14:editId="745CD407">
-                <wp:extent cx="2987675" cy="0"/>
-                <wp:effectExtent l="0" t="0" r="0" b="0"/>
-                <wp:docPr id="1" name="Conector recto 1"/>
-                <wp:cNvGraphicFramePr/>
-                <a:graphic xmlns:a="http://schemas.openxmlformats.org/drawingml/2006/main">
-                  <a:graphicData uri="http://schemas.microsoft.com/office/word/2010/wordprocessingShape">
-                    <wps:wsp>
-                      <wps:cNvCnPr/>
-                      <wps:spPr>
-                        <a:xfrm>
-                          <a:off x="0" y="0"/>
-                          <a:ext cx="2987675" cy="0"/>
-                        </a:xfrm>
-                        <a:prstGeom prst="line">
-                          <a:avLst/>
-                        </a:prstGeom>
-                        <a:ln w="19050">
-                          <a:solidFill>
-                            <a:schemeClr val="bg2">
-                              <a:lumMod val="75000"/>
-                            </a:schemeClr>
-                          </a:solidFill>
-                        </a:ln>
-                      </wps:spPr>
-                      <wps:style>
-                        <a:lnRef idx="1">
-                          <a:schemeClr val="accent1"/>
-                        </a:lnRef>
-                        <a:fillRef idx="0">
-                          <a:schemeClr val="accent1"/>
-                        </a:fillRef>
-                        <a:effectRef idx="0">
-                          <a:schemeClr val="accent1"/>
-                        </a:effectRef>
-                        <a:fontRef idx="minor">
-                          <a:schemeClr val="tx1"/>
-                        </a:fontRef>
-                      </wps:style>
-                      <wps:bodyPr/>
-                    </wps:wsp>
-                  </a:graphicData>
-                </a:graphic>
-              </wp:inline>
-            </w:drawing>
-          </mc:Choice>
-          <mc:Fallback>
-            <w:pict>
-              <v:line w14:anchorId="57E3896F" id="Conector recto 1" o:spid="_x0000_s1026" style="visibility:visible;mso-wrap-style:square;mso-left-percent:-10001;mso-top-percent:-10001;mso-position-horizontal:absolute;mso-position-horizontal-relative:char;mso-position-vertical:absolute;mso-position-vertical-relative:line;mso-left-percent:-10001;mso-top-percent:-10001" from="0,0" to="235.25pt,0" o:gfxdata="UEsDBBQABgAIAAAAIQC2gziS/gAAAOEBAAATAAAAW0NvbnRlbnRfVHlwZXNdLnhtbJSRQU7DMBBF&#10;90jcwfIWJU67QAgl6YK0S0CoHGBkTxKLZGx5TGhvj5O2G0SRWNoz/78nu9wcxkFMGNg6quQqL6RA&#10;0s5Y6ir5vt9lD1JwBDIwOMJKHpHlpr69KfdHjyxSmriSfYz+USnWPY7AufNIadK6MEJMx9ApD/oD&#10;OlTrorhX2lFEilmcO2RdNtjC5xDF9pCuTyYBB5bi6bQ4syoJ3g9WQ0ymaiLzg5KdCXlKLjvcW893&#10;SUOqXwnz5DrgnHtJTxOsQfEKIT7DmDSUCaxw7Rqn8787ZsmRM9e2VmPeBN4uqYvTtW7jvijg9N/y&#10;JsXecLq0q+WD6m8AAAD//wMAUEsDBBQABgAIAAAAIQA4/SH/1gAAAJQBAAALAAAAX3JlbHMvLnJl&#10;bHOkkMFqwzAMhu+DvYPRfXGawxijTi+j0GvpHsDYimMaW0Yy2fr2M4PBMnrbUb/Q94l/f/hMi1qR&#10;JVI2sOt6UJgd+ZiDgffL8ekFlFSbvV0oo4EbChzGx4f9GRdb25HMsYhqlCwG5lrLq9biZkxWOiqY&#10;22YiTra2kYMu1l1tQD30/bPm3wwYN0x18gb45AdQl1tp5j/sFB2T0FQ7R0nTNEV3j6o9feQzro1i&#10;OWA14Fm+Q8a1a8+Bvu/d/dMb2JY5uiPbhG/ktn4cqGU/er3pcvwCAAD//wMAUEsDBBQABgAIAAAA&#10;IQBzJqNRzwEAAAIEAAAOAAAAZHJzL2Uyb0RvYy54bWysU8tu2zAQvBfoPxC815INOE4EyzkkSC99&#10;BH18AE0tLQIklyAZS/77LilbDtqiQIteKGl3Z3Zmtdzej9awI4So0bV8uag5Ayex0+7Q8u/fnt7d&#10;chaTcJ0w6KDlJ4j8fvf2zXbwDaywR9NBYETiYjP4lvcp+aaqouzBirhAD46SCoMViT7DoeqCGIjd&#10;mmpV1zfVgKHzASXESNHHKcl3hV8pkOmzUhESMy0nbamcoZz7fFa7rWgOQfhey7MM8Q8qrNCOms5U&#10;jyIJ9hL0L1RWy4ARVVpItBUqpSUUD+RmWf/k5msvPBQvNJzo5zHF/0crPx0f3HOgMQw+NtE/h+xi&#10;VMHmJ+ljYxnWaR4WjIlJCq7ubjc3mzVn8pKrrkAfYnoPaFl+abnRLvsQjTh+iImaUemlJIeNYwNt&#10;z129rktZRKO7J21MTpZdgAcT2FHQX9wfVqXGvNiP2E2xzbquy78k3rm8dHnFRDnjKHg1Wt7SycCk&#10;4QsopjuytpxE5B289hVSgkvLvDGFiaozTJHKGXhW/yfguT5Doezn34BnROmMLs1gqx2G38lO40Wy&#10;muovE5h85xHssTuVFSijoUUrDs+XIm/y6+8Cv17d3Q8AAAD//wMAUEsDBBQABgAIAAAAIQCXSxFV&#10;2AAAAAIBAAAPAAAAZHJzL2Rvd25yZXYueG1sTI/BTsMwEETvSP0Haytxow6lQBXiVFWlHjhSqgpu&#10;23gbB+J1ZDtN+ve4XOAy0mhWM2+L1WhbcSYfGscK7mcZCOLK6YZrBfv37d0SRIjIGlvHpOBCAVbl&#10;5KbAXLuB3+i8i7VIJRxyVGBi7HIpQ2XIYpi5jjhlJ+ctxmR9LbXHIZXbVs6z7ElabDgtGOxoY6j6&#10;3vVWwetX/NSmexj8hc0WezlfHD4OSt1Ox/ULiEhj/DuGK35ChzIxHV3POohWQXok/mrKFs/ZI4jj&#10;1cqykP/Ryx8AAAD//wMAUEsBAi0AFAAGAAgAAAAhALaDOJL+AAAA4QEAABMAAAAAAAAAAAAAAAAA&#10;AAAAAFtDb250ZW50X1R5cGVzXS54bWxQSwECLQAUAAYACAAAACEAOP0h/9YAAACUAQAACwAAAAAA&#10;AAAAAAAAAAAvAQAAX3JlbHMvLnJlbHNQSwECLQAUAAYACAAAACEAcyajUc8BAAACBAAADgAAAAAA&#10;AAAAAAAAAAAuAgAAZHJzL2Uyb0RvYy54bWxQSwECLQAUAAYACAAAACEAl0sRVdgAAAACAQAADwAA&#10;AAAAAAAAAAAAAAApBAAAZHJzL2Rvd25yZXYueG1sUEsFBgAAAAAEAAQA8wAAAC4FAAAAAA==&#10;" strokecolor="#adadad [2414]" strokeweight="1.5pt">
-                <v:stroke joinstyle="miter"/>
-                <w10:anchorlock/>
-              </v:line>
-            </w:pict>
-          </mc:Fallback>
-        </mc:AlternateContent>
-      </w:r>
-    </w:p>
-    <w:p>
-      <w:pPr>
-        <w:spacing w:before="240" w:after="60"/>
-        <w:rPr>
-          <w:b/>
-          <w:bCs/>
-          <w:color w:val="0070C0"/>
-          <w:lang w:val="es-ES"/>
-        </w:rPr>
-      </w:pPr>
-      <w:r>
-        <w:rPr>
-          <w:b/>
-          <w:bCs/>
-          <w:color w:val="0070C0"/>
-          <w:lang w:val="es-ES"/>
-        </w:rPr>
         <w:t>STUDIES COMPLETED</w:t>
       </w:r>
     </w:p>
@@ -626,19 +354,11 @@
           <w:lang w:val="es-ES"/>
         </w:rPr>
       </w:pPr>
-      <w:proofErr w:type="spellStart"/>
-      <w:r>
-        <w:rPr>
-          <w:lang w:val="es-ES"/>
-        </w:rPr>
-        <w:t>Start</w:t>
-      </w:r>
-      <w:proofErr w:type="spellEnd"/>
-      <w:r>
-        <w:rPr>
-          <w:lang w:val="es-ES"/>
-        </w:rPr>
-        <w:t xml:space="preserve"> date</w:t>
+      <w:r>
+        <w:rPr>
+          <w:lang w:val="es-ES"/>
+        </w:rPr>
+        <w:t>Start date</w:t>
       </w:r>
       <w:r>
         <w:rPr>
@@ -660,59 +380,38 @@
           <w:bCs/>
           <w:lang w:val="es-ES"/>
         </w:rPr>
-        <w:t>{</w:t>
-      </w:r>
-      <w:proofErr w:type="spellStart"/>
-      <w:r>
+        <w:t>{fechaIni}</w:t>
+      </w:r>
+    </w:p>
+    <w:p>
+      <w:pPr>
+        <w:spacing w:after="60"/>
         <w:rPr>
           <w:b/>
           <w:bCs/>
           <w:lang w:val="es-ES"/>
         </w:rPr>
-        <w:t>fechaIni</w:t>
-      </w:r>
-      <w:proofErr w:type="spellEnd"/>
+      </w:pPr>
+      <w:r>
+        <w:rPr>
+          <w:lang w:val="es-ES"/>
+        </w:rPr>
+        <w:t>Generation</w:t>
+      </w:r>
+      <w:r>
+        <w:rPr>
+          <w:lang w:val="es-ES"/>
+        </w:rPr>
+        <w:t>:</w:t>
+      </w:r>
       <w:r>
         <w:rPr>
           <w:b/>
           <w:bCs/>
           <w:lang w:val="es-ES"/>
         </w:rPr>
-        <w:t>}</w:t>
-      </w:r>
-    </w:p>
-    <w:p>
-      <w:pPr>
-        <w:spacing w:after="60"/>
-        <w:rPr>
-          <w:b/>
-          <w:bCs/>
-          <w:lang w:val="es-ES"/>
-        </w:rPr>
-      </w:pPr>
-      <w:proofErr w:type="spellStart"/>
-      <w:r>
-        <w:rPr>
-          <w:lang w:val="es-ES"/>
-        </w:rPr>
-        <w:t>Generation</w:t>
-      </w:r>
-      <w:proofErr w:type="spellEnd"/>
-      <w:r>
-        <w:rPr>
-          <w:lang w:val="es-ES"/>
-        </w:rPr>
-        <w:t>:</w:t>
-      </w:r>
-      <w:r>
-        <w:rPr>
-          <w:b/>
-          <w:bCs/>
-          <w:lang w:val="es-ES"/>
-        </w:rPr>
         <w:t xml:space="preserve"> {</w:t>
       </w:r>
-      <w:proofErr w:type="spellStart"/>
       <w:r>
         <w:rPr>
           <w:b/>
@@ -722,7 +421,6 @@
         </w:rPr>
         <w:t>generacion</w:t>
       </w:r>
-      <w:proofErr w:type="spellEnd"/>
       <w:r>
         <w:rPr>
           <w:b/>
@@ -904,21 +602,7 @@
         <w:rPr>
           <w:lang w:val="es-ES"/>
         </w:rPr>
-        <w:t>{</w:t>
-      </w:r>
-      <w:proofErr w:type="spellStart"/>
-      <w:r>
-        <w:rPr>
-          <w:lang w:val="es-ES"/>
-        </w:rPr>
-        <w:t>organizacion</w:t>
-      </w:r>
-      <w:proofErr w:type="spellEnd"/>
-      <w:r>
-        <w:rPr>
-          <w:lang w:val="es-ES"/>
-        </w:rPr>
-        <w:t>}</w:t>
+        <w:t>{organizacion}</w:t>
       </w:r>
     </w:p>
     <w:p>
@@ -946,49 +630,21 @@
         <w:rPr>
           <w:lang w:val="es-ES"/>
         </w:rPr>
-        <w:t>{entidad} - {</w:t>
-      </w:r>
-      <w:proofErr w:type="spellStart"/>
-      <w:r>
-        <w:rPr>
-          <w:lang w:val="es-ES"/>
-        </w:rPr>
-        <w:t>tiempoEstudio</w:t>
-      </w:r>
-      <w:proofErr w:type="spellEnd"/>
-      <w:r>
-        <w:rPr>
-          <w:lang w:val="es-ES"/>
-        </w:rPr>
-        <w:t>}</w:t>
-      </w:r>
-    </w:p>
-    <w:p>
-      <w:pPr>
-        <w:spacing w:after="60"/>
-        <w:rPr>
-          <w:lang w:val="es-ES"/>
-        </w:rPr>
-      </w:pPr>
-      <w:r>
-        <w:rPr>
-          <w:lang w:val="es-ES"/>
-        </w:rPr>
-        <w:t>{</w:t>
-      </w:r>
-      <w:proofErr w:type="spellStart"/>
-      <w:r>
-        <w:rPr>
-          <w:lang w:val="es-ES"/>
-        </w:rPr>
-        <w:t>descripcion</w:t>
-      </w:r>
-      <w:proofErr w:type="spellEnd"/>
-      <w:r>
-        <w:rPr>
-          <w:lang w:val="es-ES"/>
-        </w:rPr>
-        <w:t>}</w:t>
+        <w:t>{entidad} - {tiempoEstudio}</w:t>
+      </w:r>
+    </w:p>
+    <w:p>
+      <w:pPr>
+        <w:spacing w:after="60"/>
+        <w:rPr>
+          <w:lang w:val="es-ES"/>
+        </w:rPr>
+      </w:pPr>
+      <w:r>
+        <w:rPr>
+          <w:lang w:val="es-ES"/>
+        </w:rPr>
+        <w:t>{descripcion}</w:t>
       </w:r>
     </w:p>
     <w:p>
@@ -1016,21 +672,7 @@
         <w:rPr>
           <w:lang w:val="es-ES"/>
         </w:rPr>
-        <w:t>{/</w:t>
-      </w:r>
-      <w:proofErr w:type="spellStart"/>
-      <w:r>
-        <w:rPr>
-          <w:lang w:val="es-ES"/>
-        </w:rPr>
-        <w:t>tieneCursos</w:t>
-      </w:r>
-      <w:proofErr w:type="spellEnd"/>
-      <w:r>
-        <w:rPr>
-          <w:lang w:val="es-ES"/>
-        </w:rPr>
-        <w:t>}</w:t>
+        <w:t>{/tieneCursos}</w:t>
       </w:r>
     </w:p>
     <w:p>
@@ -1199,21 +841,7 @@
         <w:rPr>
           <w:lang w:val="es-ES"/>
         </w:rPr>
-        <w:t>{/</w:t>
-      </w:r>
-      <w:proofErr w:type="spellStart"/>
-      <w:r>
-        <w:rPr>
-          <w:lang w:val="es-ES"/>
-        </w:rPr>
-        <w:t>tieneConocimientos</w:t>
-      </w:r>
-      <w:proofErr w:type="spellEnd"/>
-      <w:r>
-        <w:rPr>
-          <w:lang w:val="es-ES"/>
-        </w:rPr>
-        <w:t>}</w:t>
+        <w:t>{/tieneConocimientos}</w:t>
       </w:r>
     </w:p>
     <w:p>
@@ -1354,21 +982,7 @@
           <w:lang w:val="es-ES"/>
         </w:rPr>
         <w:tab/>
-        <w:t>{</w:t>
-      </w:r>
-      <w:proofErr w:type="spellStart"/>
-      <w:r>
-        <w:rPr>
-          <w:lang w:val="es-ES"/>
-        </w:rPr>
-        <w:t>skill</w:t>
-      </w:r>
-      <w:proofErr w:type="spellEnd"/>
-      <w:r>
-        <w:rPr>
-          <w:lang w:val="es-ES"/>
-        </w:rPr>
-        <w:t>}</w:t>
+        <w:t>{skill}</w:t>
       </w:r>
     </w:p>
     <w:p>
@@ -1396,21 +1010,7 @@
         <w:rPr>
           <w:lang w:val="es-ES"/>
         </w:rPr>
-        <w:t>{/</w:t>
-      </w:r>
-      <w:proofErr w:type="spellStart"/>
-      <w:r>
-        <w:rPr>
-          <w:lang w:val="es-ES"/>
-        </w:rPr>
-        <w:t>tieneSkills</w:t>
-      </w:r>
-      <w:proofErr w:type="spellEnd"/>
-      <w:r>
-        <w:rPr>
-          <w:lang w:val="es-ES"/>
-        </w:rPr>
-        <w:t>}</w:t>
+        <w:t>{/tieneSkills}</w:t>
       </w:r>
     </w:p>
     <w:p>
@@ -1544,21 +1144,7 @@
         <w:rPr>
           <w:lang w:val="es-ES"/>
         </w:rPr>
-        <w:t>{/</w:t>
-      </w:r>
-      <w:proofErr w:type="spellStart"/>
-      <w:r>
-        <w:rPr>
-          <w:lang w:val="es-ES"/>
-        </w:rPr>
-        <w:t>tieneComentarios</w:t>
-      </w:r>
-      <w:proofErr w:type="spellEnd"/>
-      <w:r>
-        <w:rPr>
-          <w:lang w:val="es-ES"/>
-        </w:rPr>
-        <w:t>}</w:t>
+        <w:t>{/tieneComentarios}</w:t>
       </w:r>
     </w:p>
     <w:sectPr>

--- a/src/assets/PlantillaDosEng.docx
+++ b/src/assets/PlantillaDosEng.docx
@@ -77,12 +77,21 @@
           </wp:anchor>
         </w:drawing>
       </w:r>
+      <w:proofErr w:type="spellStart"/>
       <w:r>
         <w:rPr>
           <w:color w:val="45B0E1" w:themeColor="accent1" w:themeTint="99"/>
           <w:lang w:val="es-ES"/>
         </w:rPr>
-        <w:t>Curriculum Vitae</w:t>
+        <w:t>Curriculum</w:t>
+      </w:r>
+      <w:proofErr w:type="spellEnd"/>
+      <w:r>
+        <w:rPr>
+          <w:color w:val="45B0E1" w:themeColor="accent1" w:themeTint="99"/>
+          <w:lang w:val="es-ES"/>
+        </w:rPr>
+        <w:t xml:space="preserve"> Vitae</w:t>
       </w:r>
     </w:p>
     <w:p>
@@ -108,7 +117,23 @@
           <w:b/>
           <w:bCs/>
         </w:rPr>
-        <w:t>{EtNom}</w:t>
+        <w:t>{</w:t>
+      </w:r>
+      <w:proofErr w:type="spellStart"/>
+      <w:r>
+        <w:rPr>
+          <w:b/>
+          <w:bCs/>
+        </w:rPr>
+        <w:t>EtNom</w:t>
+      </w:r>
+      <w:proofErr w:type="spellEnd"/>
+      <w:r>
+        <w:rPr>
+          <w:b/>
+          <w:bCs/>
+        </w:rPr>
+        <w:t>}</w:t>
       </w:r>
     </w:p>
     <w:p>
@@ -119,49 +144,123 @@
         <w:t>Age</w:t>
       </w:r>
       <w:r>
-        <w:t>: {EtEd}</w:t>
+        <w:t>: {</w:t>
+      </w:r>
+      <w:proofErr w:type="spellStart"/>
+      <w:r>
+        <w:t>EtEd</w:t>
+      </w:r>
+      <w:proofErr w:type="spellEnd"/>
+      <w:r>
+        <w:t>}</w:t>
       </w:r>
     </w:p>
     <w:p>
       <w:pPr>
         <w:spacing w:after="120" w:line="240" w:lineRule="auto"/>
       </w:pPr>
-      <w:r>
-        <w:rPr>
-          <w:lang w:val="es-ES"/>
-        </w:rPr>
-        <w:t xml:space="preserve">Years of professional </w:t>
-      </w:r>
+      <w:proofErr w:type="spellStart"/>
+      <w:r>
+        <w:rPr>
+          <w:lang w:val="es-ES"/>
+        </w:rPr>
+        <w:t>Years</w:t>
+      </w:r>
+      <w:proofErr w:type="spellEnd"/>
+      <w:r>
+        <w:rPr>
+          <w:lang w:val="es-ES"/>
+        </w:rPr>
+        <w:t xml:space="preserve"> </w:t>
+      </w:r>
+      <w:proofErr w:type="spellStart"/>
+      <w:r>
+        <w:rPr>
+          <w:lang w:val="es-ES"/>
+        </w:rPr>
+        <w:t>of</w:t>
+      </w:r>
+      <w:proofErr w:type="spellEnd"/>
+      <w:r>
+        <w:rPr>
+          <w:lang w:val="es-ES"/>
+        </w:rPr>
+        <w:t xml:space="preserve"> </w:t>
+      </w:r>
+      <w:proofErr w:type="spellStart"/>
+      <w:r>
+        <w:rPr>
+          <w:lang w:val="es-ES"/>
+        </w:rPr>
+        <w:t>professional</w:t>
+      </w:r>
+      <w:proofErr w:type="spellEnd"/>
+      <w:r>
+        <w:rPr>
+          <w:lang w:val="es-ES"/>
+        </w:rPr>
+        <w:t xml:space="preserve"> </w:t>
+      </w:r>
+      <w:proofErr w:type="spellStart"/>
       <w:r>
         <w:rPr>
           <w:lang w:val="es-ES"/>
         </w:rPr>
         <w:t>experience</w:t>
       </w:r>
-      <w:r>
-        <w:t>: {EtTiempoExp}</w:t>
+      <w:proofErr w:type="spellEnd"/>
+      <w:r>
+        <w:t>: {</w:t>
+      </w:r>
+      <w:proofErr w:type="spellStart"/>
+      <w:r>
+        <w:t>EtTiempoExp</w:t>
+      </w:r>
+      <w:proofErr w:type="spellEnd"/>
+      <w:r>
+        <w:t>}</w:t>
       </w:r>
     </w:p>
     <w:p>
       <w:pPr>
         <w:spacing w:after="120" w:line="240" w:lineRule="auto"/>
       </w:pPr>
+      <w:proofErr w:type="spellStart"/>
       <w:r>
         <w:t>Nationality</w:t>
       </w:r>
-      <w:r>
-        <w:t>: {EtNa}</w:t>
+      <w:proofErr w:type="spellEnd"/>
+      <w:r>
+        <w:t>: {</w:t>
+      </w:r>
+      <w:proofErr w:type="spellStart"/>
+      <w:r>
+        <w:t>EtNa</w:t>
+      </w:r>
+      <w:proofErr w:type="spellEnd"/>
+      <w:r>
+        <w:t>}</w:t>
       </w:r>
     </w:p>
     <w:p>
       <w:pPr>
         <w:spacing w:after="120" w:line="240" w:lineRule="auto"/>
       </w:pPr>
+      <w:proofErr w:type="spellStart"/>
       <w:r>
         <w:t>Languages</w:t>
       </w:r>
-      <w:r>
-        <w:t>: {#EtId} {idioma} – {nivel} {/EtId}</w:t>
+      <w:proofErr w:type="spellEnd"/>
+      <w:r>
+        <w:t>: {#EtId} {idioma} {/</w:t>
+      </w:r>
+      <w:proofErr w:type="spellStart"/>
+      <w:r>
+        <w:t>EtId</w:t>
+      </w:r>
+      <w:proofErr w:type="spellEnd"/>
+      <w:r>
+        <w:t>}</w:t>
       </w:r>
     </w:p>
     <w:p>
@@ -246,11 +345,29 @@
           </mc:Fallback>
         </mc:AlternateContent>
       </w:r>
-      <w:r>
-        <w:t>Current residence</w:t>
-      </w:r>
-      <w:r>
-        <w:t>: {EtRe}</w:t>
+      <w:proofErr w:type="spellStart"/>
+      <w:r>
+        <w:t>Current</w:t>
+      </w:r>
+      <w:proofErr w:type="spellEnd"/>
+      <w:r>
+        <w:t xml:space="preserve"> </w:t>
+      </w:r>
+      <w:proofErr w:type="spellStart"/>
+      <w:r>
+        <w:t>residence</w:t>
+      </w:r>
+      <w:proofErr w:type="spellEnd"/>
+      <w:r>
+        <w:t>: {</w:t>
+      </w:r>
+      <w:proofErr w:type="spellStart"/>
+      <w:r>
+        <w:t>EtRe</w:t>
+      </w:r>
+      <w:proofErr w:type="spellEnd"/>
+      <w:r>
+        <w:t>}</w:t>
       </w:r>
     </w:p>
     <w:p>
@@ -354,11 +471,19 @@
           <w:lang w:val="es-ES"/>
         </w:rPr>
       </w:pPr>
-      <w:r>
-        <w:rPr>
-          <w:lang w:val="es-ES"/>
-        </w:rPr>
-        <w:t>Start date</w:t>
+      <w:proofErr w:type="spellStart"/>
+      <w:r>
+        <w:rPr>
+          <w:lang w:val="es-ES"/>
+        </w:rPr>
+        <w:t>Start</w:t>
+      </w:r>
+      <w:proofErr w:type="spellEnd"/>
+      <w:r>
+        <w:rPr>
+          <w:lang w:val="es-ES"/>
+        </w:rPr>
+        <w:t xml:space="preserve"> date</w:t>
       </w:r>
       <w:r>
         <w:rPr>
@@ -380,38 +505,59 @@
           <w:bCs/>
           <w:lang w:val="es-ES"/>
         </w:rPr>
-        <w:t>{fechaIni}</w:t>
-      </w:r>
-    </w:p>
-    <w:p>
-      <w:pPr>
-        <w:spacing w:after="60"/>
+        <w:t>{</w:t>
+      </w:r>
+      <w:proofErr w:type="spellStart"/>
+      <w:r>
         <w:rPr>
           <w:b/>
           <w:bCs/>
           <w:lang w:val="es-ES"/>
         </w:rPr>
-      </w:pPr>
-      <w:r>
-        <w:rPr>
-          <w:lang w:val="es-ES"/>
-        </w:rPr>
-        <w:t>Generation</w:t>
-      </w:r>
-      <w:r>
-        <w:rPr>
-          <w:lang w:val="es-ES"/>
-        </w:rPr>
-        <w:t>:</w:t>
-      </w:r>
+        <w:t>fechaIni</w:t>
+      </w:r>
+      <w:proofErr w:type="spellEnd"/>
       <w:r>
         <w:rPr>
           <w:b/>
           <w:bCs/>
           <w:lang w:val="es-ES"/>
         </w:rPr>
+        <w:t>}</w:t>
+      </w:r>
+    </w:p>
+    <w:p>
+      <w:pPr>
+        <w:spacing w:after="60"/>
+        <w:rPr>
+          <w:b/>
+          <w:bCs/>
+          <w:lang w:val="es-ES"/>
+        </w:rPr>
+      </w:pPr>
+      <w:proofErr w:type="spellStart"/>
+      <w:r>
+        <w:rPr>
+          <w:lang w:val="es-ES"/>
+        </w:rPr>
+        <w:t>Generation</w:t>
+      </w:r>
+      <w:proofErr w:type="spellEnd"/>
+      <w:r>
+        <w:rPr>
+          <w:lang w:val="es-ES"/>
+        </w:rPr>
+        <w:t>:</w:t>
+      </w:r>
+      <w:r>
+        <w:rPr>
+          <w:b/>
+          <w:bCs/>
+          <w:lang w:val="es-ES"/>
+        </w:rPr>
         <w:t xml:space="preserve"> {</w:t>
       </w:r>
+      <w:proofErr w:type="spellStart"/>
       <w:r>
         <w:rPr>
           <w:b/>
@@ -421,6 +567,7 @@
         </w:rPr>
         <w:t>generacion</w:t>
       </w:r>
+      <w:proofErr w:type="spellEnd"/>
       <w:r>
         <w:rPr>
           <w:b/>
@@ -602,7 +749,21 @@
         <w:rPr>
           <w:lang w:val="es-ES"/>
         </w:rPr>
-        <w:t>{organizacion}</w:t>
+        <w:t>{</w:t>
+      </w:r>
+      <w:proofErr w:type="spellStart"/>
+      <w:r>
+        <w:rPr>
+          <w:lang w:val="es-ES"/>
+        </w:rPr>
+        <w:t>organizacion</w:t>
+      </w:r>
+      <w:proofErr w:type="spellEnd"/>
+      <w:r>
+        <w:rPr>
+          <w:lang w:val="es-ES"/>
+        </w:rPr>
+        <w:t>}</w:t>
       </w:r>
     </w:p>
     <w:p>
@@ -630,21 +791,49 @@
         <w:rPr>
           <w:lang w:val="es-ES"/>
         </w:rPr>
-        <w:t>{entidad} - {tiempoEstudio}</w:t>
-      </w:r>
-    </w:p>
-    <w:p>
-      <w:pPr>
-        <w:spacing w:after="60"/>
-        <w:rPr>
-          <w:lang w:val="es-ES"/>
-        </w:rPr>
-      </w:pPr>
-      <w:r>
-        <w:rPr>
-          <w:lang w:val="es-ES"/>
-        </w:rPr>
-        <w:t>{descripcion}</w:t>
+        <w:t>{entidad} - {</w:t>
+      </w:r>
+      <w:proofErr w:type="spellStart"/>
+      <w:r>
+        <w:rPr>
+          <w:lang w:val="es-ES"/>
+        </w:rPr>
+        <w:t>tiempoEstudio</w:t>
+      </w:r>
+      <w:proofErr w:type="spellEnd"/>
+      <w:r>
+        <w:rPr>
+          <w:lang w:val="es-ES"/>
+        </w:rPr>
+        <w:t>}</w:t>
+      </w:r>
+    </w:p>
+    <w:p>
+      <w:pPr>
+        <w:spacing w:after="60"/>
+        <w:rPr>
+          <w:lang w:val="es-ES"/>
+        </w:rPr>
+      </w:pPr>
+      <w:r>
+        <w:rPr>
+          <w:lang w:val="es-ES"/>
+        </w:rPr>
+        <w:t>{</w:t>
+      </w:r>
+      <w:proofErr w:type="spellStart"/>
+      <w:r>
+        <w:rPr>
+          <w:lang w:val="es-ES"/>
+        </w:rPr>
+        <w:t>descripcion</w:t>
+      </w:r>
+      <w:proofErr w:type="spellEnd"/>
+      <w:r>
+        <w:rPr>
+          <w:lang w:val="es-ES"/>
+        </w:rPr>
+        <w:t>}</w:t>
       </w:r>
     </w:p>
     <w:p>
@@ -672,7 +861,21 @@
         <w:rPr>
           <w:lang w:val="es-ES"/>
         </w:rPr>
-        <w:t>{/tieneCursos}</w:t>
+        <w:t>{/</w:t>
+      </w:r>
+      <w:proofErr w:type="spellStart"/>
+      <w:r>
+        <w:rPr>
+          <w:lang w:val="es-ES"/>
+        </w:rPr>
+        <w:t>tieneCursos</w:t>
+      </w:r>
+      <w:proofErr w:type="spellEnd"/>
+      <w:r>
+        <w:rPr>
+          <w:lang w:val="es-ES"/>
+        </w:rPr>
+        <w:t>}</w:t>
       </w:r>
     </w:p>
     <w:p>
@@ -841,7 +1044,21 @@
         <w:rPr>
           <w:lang w:val="es-ES"/>
         </w:rPr>
-        <w:t>{/tieneConocimientos}</w:t>
+        <w:t>{/</w:t>
+      </w:r>
+      <w:proofErr w:type="spellStart"/>
+      <w:r>
+        <w:rPr>
+          <w:lang w:val="es-ES"/>
+        </w:rPr>
+        <w:t>tieneConocimientos</w:t>
+      </w:r>
+      <w:proofErr w:type="spellEnd"/>
+      <w:r>
+        <w:rPr>
+          <w:lang w:val="es-ES"/>
+        </w:rPr>
+        <w:t>}</w:t>
       </w:r>
     </w:p>
     <w:p>
@@ -982,7 +1199,21 @@
           <w:lang w:val="es-ES"/>
         </w:rPr>
         <w:tab/>
-        <w:t>{skill}</w:t>
+        <w:t>{</w:t>
+      </w:r>
+      <w:proofErr w:type="spellStart"/>
+      <w:r>
+        <w:rPr>
+          <w:lang w:val="es-ES"/>
+        </w:rPr>
+        <w:t>skill</w:t>
+      </w:r>
+      <w:proofErr w:type="spellEnd"/>
+      <w:r>
+        <w:rPr>
+          <w:lang w:val="es-ES"/>
+        </w:rPr>
+        <w:t>}</w:t>
       </w:r>
     </w:p>
     <w:p>
@@ -1010,7 +1241,21 @@
         <w:rPr>
           <w:lang w:val="es-ES"/>
         </w:rPr>
-        <w:t>{/tieneSkills}</w:t>
+        <w:t>{/</w:t>
+      </w:r>
+      <w:proofErr w:type="spellStart"/>
+      <w:r>
+        <w:rPr>
+          <w:lang w:val="es-ES"/>
+        </w:rPr>
+        <w:t>tieneSkills</w:t>
+      </w:r>
+      <w:proofErr w:type="spellEnd"/>
+      <w:r>
+        <w:rPr>
+          <w:lang w:val="es-ES"/>
+        </w:rPr>
+        <w:t>}</w:t>
       </w:r>
     </w:p>
     <w:p>
@@ -1144,7 +1389,21 @@
         <w:rPr>
           <w:lang w:val="es-ES"/>
         </w:rPr>
-        <w:t>{/tieneComentarios}</w:t>
+        <w:t>{/</w:t>
+      </w:r>
+      <w:proofErr w:type="spellStart"/>
+      <w:r>
+        <w:rPr>
+          <w:lang w:val="es-ES"/>
+        </w:rPr>
+        <w:t>tieneComentarios</w:t>
+      </w:r>
+      <w:proofErr w:type="spellEnd"/>
+      <w:r>
+        <w:rPr>
+          <w:lang w:val="es-ES"/>
+        </w:rPr>
+        <w:t>}</w:t>
       </w:r>
     </w:p>
     <w:sectPr>

--- a/src/assets/PlantillaDosEng.docx
+++ b/src/assets/PlantillaDosEng.docx
@@ -77,21 +77,12 @@
           </wp:anchor>
         </w:drawing>
       </w:r>
-      <w:proofErr w:type="spellStart"/>
       <w:r>
         <w:rPr>
           <w:color w:val="45B0E1" w:themeColor="accent1" w:themeTint="99"/>
           <w:lang w:val="es-ES"/>
         </w:rPr>
-        <w:t>Curriculum</w:t>
-      </w:r>
-      <w:proofErr w:type="spellEnd"/>
-      <w:r>
-        <w:rPr>
-          <w:color w:val="45B0E1" w:themeColor="accent1" w:themeTint="99"/>
-          <w:lang w:val="es-ES"/>
-        </w:rPr>
-        <w:t xml:space="preserve"> Vitae</w:t>
+        <w:t>Curriculum Vitae</w:t>
       </w:r>
     </w:p>
     <w:p>
@@ -117,23 +108,7 @@
           <w:b/>
           <w:bCs/>
         </w:rPr>
-        <w:t>{</w:t>
-      </w:r>
-      <w:proofErr w:type="spellStart"/>
-      <w:r>
-        <w:rPr>
-          <w:b/>
-          <w:bCs/>
-        </w:rPr>
-        <w:t>EtNom</w:t>
-      </w:r>
-      <w:proofErr w:type="spellEnd"/>
-      <w:r>
-        <w:rPr>
-          <w:b/>
-          <w:bCs/>
-        </w:rPr>
-        <w:t>}</w:t>
+        <w:t>{EtNom}</w:t>
       </w:r>
     </w:p>
     <w:p>
@@ -144,123 +119,49 @@
         <w:t>Age</w:t>
       </w:r>
       <w:r>
-        <w:t>: {</w:t>
-      </w:r>
-      <w:proofErr w:type="spellStart"/>
-      <w:r>
-        <w:t>EtEd</w:t>
-      </w:r>
-      <w:proofErr w:type="spellEnd"/>
-      <w:r>
-        <w:t>}</w:t>
+        <w:t>: {EtEd}</w:t>
       </w:r>
     </w:p>
     <w:p>
       <w:pPr>
         <w:spacing w:after="120" w:line="240" w:lineRule="auto"/>
       </w:pPr>
-      <w:proofErr w:type="spellStart"/>
-      <w:r>
-        <w:rPr>
-          <w:lang w:val="es-ES"/>
-        </w:rPr>
-        <w:t>Years</w:t>
-      </w:r>
-      <w:proofErr w:type="spellEnd"/>
-      <w:r>
-        <w:rPr>
-          <w:lang w:val="es-ES"/>
-        </w:rPr>
-        <w:t xml:space="preserve"> </w:t>
-      </w:r>
-      <w:proofErr w:type="spellStart"/>
-      <w:r>
-        <w:rPr>
-          <w:lang w:val="es-ES"/>
-        </w:rPr>
-        <w:t>of</w:t>
-      </w:r>
-      <w:proofErr w:type="spellEnd"/>
-      <w:r>
-        <w:rPr>
-          <w:lang w:val="es-ES"/>
-        </w:rPr>
-        <w:t xml:space="preserve"> </w:t>
-      </w:r>
-      <w:proofErr w:type="spellStart"/>
-      <w:r>
-        <w:rPr>
-          <w:lang w:val="es-ES"/>
-        </w:rPr>
-        <w:t>professional</w:t>
-      </w:r>
-      <w:proofErr w:type="spellEnd"/>
-      <w:r>
-        <w:rPr>
-          <w:lang w:val="es-ES"/>
-        </w:rPr>
-        <w:t xml:space="preserve"> </w:t>
-      </w:r>
-      <w:proofErr w:type="spellStart"/>
+      <w:r>
+        <w:rPr>
+          <w:lang w:val="es-ES"/>
+        </w:rPr>
+        <w:t xml:space="preserve">Years of professional </w:t>
+      </w:r>
       <w:r>
         <w:rPr>
           <w:lang w:val="es-ES"/>
         </w:rPr>
         <w:t>experience</w:t>
       </w:r>
-      <w:proofErr w:type="spellEnd"/>
-      <w:r>
-        <w:t>: {</w:t>
-      </w:r>
-      <w:proofErr w:type="spellStart"/>
-      <w:r>
-        <w:t>EtTiempoExp</w:t>
-      </w:r>
-      <w:proofErr w:type="spellEnd"/>
-      <w:r>
-        <w:t>}</w:t>
+      <w:r>
+        <w:t>: {EtTiempoExp}</w:t>
       </w:r>
     </w:p>
     <w:p>
       <w:pPr>
         <w:spacing w:after="120" w:line="240" w:lineRule="auto"/>
       </w:pPr>
-      <w:proofErr w:type="spellStart"/>
       <w:r>
         <w:t>Nationality</w:t>
       </w:r>
-      <w:proofErr w:type="spellEnd"/>
-      <w:r>
-        <w:t>: {</w:t>
-      </w:r>
-      <w:proofErr w:type="spellStart"/>
-      <w:r>
-        <w:t>EtNa</w:t>
-      </w:r>
-      <w:proofErr w:type="spellEnd"/>
-      <w:r>
-        <w:t>}</w:t>
+      <w:r>
+        <w:t>: {EtNa}</w:t>
       </w:r>
     </w:p>
     <w:p>
       <w:pPr>
         <w:spacing w:after="120" w:line="240" w:lineRule="auto"/>
       </w:pPr>
-      <w:proofErr w:type="spellStart"/>
       <w:r>
         <w:t>Languages</w:t>
       </w:r>
-      <w:proofErr w:type="spellEnd"/>
-      <w:r>
-        <w:t>: {#EtId} {idioma} – {nivel} {/</w:t>
-      </w:r>
-      <w:proofErr w:type="spellStart"/>
-      <w:r>
-        <w:t>EtId</w:t>
-      </w:r>
-      <w:proofErr w:type="spellEnd"/>
-      <w:r>
-        <w:t>}</w:t>
+      <w:r>
+        <w:t>: {#EtId} {idioma} {/EtId}</w:t>
       </w:r>
     </w:p>
     <w:p>
@@ -345,29 +246,11 @@
           </mc:Fallback>
         </mc:AlternateContent>
       </w:r>
-      <w:proofErr w:type="spellStart"/>
-      <w:r>
-        <w:t>Current</w:t>
-      </w:r>
-      <w:proofErr w:type="spellEnd"/>
-      <w:r>
-        <w:t xml:space="preserve"> </w:t>
-      </w:r>
-      <w:proofErr w:type="spellStart"/>
-      <w:r>
-        <w:t>residence</w:t>
-      </w:r>
-      <w:proofErr w:type="spellEnd"/>
-      <w:r>
-        <w:t>: {</w:t>
-      </w:r>
-      <w:proofErr w:type="spellStart"/>
-      <w:r>
-        <w:t>EtRe</w:t>
-      </w:r>
-      <w:proofErr w:type="spellEnd"/>
-      <w:r>
-        <w:t>}</w:t>
+      <w:r>
+        <w:t>Current residence</w:t>
+      </w:r>
+      <w:r>
+        <w:t>: {EtRe}</w:t>
       </w:r>
     </w:p>
     <w:p>
@@ -456,15 +339,7 @@
         <w:spacing w:after="120" w:line="240" w:lineRule="auto"/>
       </w:pPr>
       <w:r>
-        <w:t>{</w:t>
-      </w:r>
-      <w:proofErr w:type="spellStart"/>
-      <w:r>
-        <w:t>descripcion</w:t>
-      </w:r>
-      <w:proofErr w:type="spellEnd"/>
-      <w:r>
-        <w:t>}</w:t>
+        <w:t>{descripcion}</w:t>
       </w:r>
     </w:p>
     <w:p>
@@ -626,19 +501,11 @@
           <w:lang w:val="es-ES"/>
         </w:rPr>
       </w:pPr>
-      <w:proofErr w:type="spellStart"/>
-      <w:r>
-        <w:rPr>
-          <w:lang w:val="es-ES"/>
-        </w:rPr>
-        <w:t>Start</w:t>
-      </w:r>
-      <w:proofErr w:type="spellEnd"/>
-      <w:r>
-        <w:rPr>
-          <w:lang w:val="es-ES"/>
-        </w:rPr>
-        <w:t xml:space="preserve"> date</w:t>
+      <w:r>
+        <w:rPr>
+          <w:lang w:val="es-ES"/>
+        </w:rPr>
+        <w:t>Start date</w:t>
       </w:r>
       <w:r>
         <w:rPr>
@@ -660,44 +527,24 @@
           <w:bCs/>
           <w:lang w:val="es-ES"/>
         </w:rPr>
-        <w:t>{</w:t>
-      </w:r>
-      <w:proofErr w:type="spellStart"/>
-      <w:r>
-        <w:rPr>
-          <w:b/>
-          <w:bCs/>
-          <w:lang w:val="es-ES"/>
-        </w:rPr>
-        <w:t>fechaIni</w:t>
-      </w:r>
-      <w:proofErr w:type="spellEnd"/>
-      <w:r>
-        <w:rPr>
-          <w:b/>
-          <w:bCs/>
-          <w:lang w:val="es-ES"/>
-        </w:rPr>
-        <w:t>}</w:t>
-      </w:r>
-    </w:p>
-    <w:p>
-      <w:pPr>
-        <w:spacing w:after="60"/>
-        <w:rPr>
-          <w:b/>
-          <w:bCs/>
-          <w:lang w:val="es-ES"/>
-        </w:rPr>
-      </w:pPr>
-      <w:proofErr w:type="spellStart"/>
+        <w:t>{fechaIni}</w:t>
+      </w:r>
+    </w:p>
+    <w:p>
+      <w:pPr>
+        <w:spacing w:after="60"/>
+        <w:rPr>
+          <w:b/>
+          <w:bCs/>
+          <w:lang w:val="es-ES"/>
+        </w:rPr>
+      </w:pPr>
       <w:r>
         <w:rPr>
           <w:lang w:val="es-ES"/>
         </w:rPr>
         <w:t>Generation</w:t>
       </w:r>
-      <w:proofErr w:type="spellEnd"/>
       <w:r>
         <w:rPr>
           <w:lang w:val="es-ES"/>
@@ -712,7 +559,6 @@
         </w:rPr>
         <w:t xml:space="preserve"> {</w:t>
       </w:r>
-      <w:proofErr w:type="spellStart"/>
       <w:r>
         <w:rPr>
           <w:b/>
@@ -722,7 +568,6 @@
         </w:rPr>
         <w:t>generacion</w:t>
       </w:r>
-      <w:proofErr w:type="spellEnd"/>
       <w:r>
         <w:rPr>
           <w:b/>
@@ -904,21 +749,7 @@
         <w:rPr>
           <w:lang w:val="es-ES"/>
         </w:rPr>
-        <w:t>{</w:t>
-      </w:r>
-      <w:proofErr w:type="spellStart"/>
-      <w:r>
-        <w:rPr>
-          <w:lang w:val="es-ES"/>
-        </w:rPr>
-        <w:t>organizacion</w:t>
-      </w:r>
-      <w:proofErr w:type="spellEnd"/>
-      <w:r>
-        <w:rPr>
-          <w:lang w:val="es-ES"/>
-        </w:rPr>
-        <w:t>}</w:t>
+        <w:t>{organizacion}</w:t>
       </w:r>
     </w:p>
     <w:p>
@@ -946,49 +777,21 @@
         <w:rPr>
           <w:lang w:val="es-ES"/>
         </w:rPr>
-        <w:t>{entidad} - {</w:t>
-      </w:r>
-      <w:proofErr w:type="spellStart"/>
-      <w:r>
-        <w:rPr>
-          <w:lang w:val="es-ES"/>
-        </w:rPr>
-        <w:t>tiempoEstudio</w:t>
-      </w:r>
-      <w:proofErr w:type="spellEnd"/>
-      <w:r>
-        <w:rPr>
-          <w:lang w:val="es-ES"/>
-        </w:rPr>
-        <w:t>}</w:t>
-      </w:r>
-    </w:p>
-    <w:p>
-      <w:pPr>
-        <w:spacing w:after="60"/>
-        <w:rPr>
-          <w:lang w:val="es-ES"/>
-        </w:rPr>
-      </w:pPr>
-      <w:r>
-        <w:rPr>
-          <w:lang w:val="es-ES"/>
-        </w:rPr>
-        <w:t>{</w:t>
-      </w:r>
-      <w:proofErr w:type="spellStart"/>
-      <w:r>
-        <w:rPr>
-          <w:lang w:val="es-ES"/>
-        </w:rPr>
-        <w:t>descripcion</w:t>
-      </w:r>
-      <w:proofErr w:type="spellEnd"/>
-      <w:r>
-        <w:rPr>
-          <w:lang w:val="es-ES"/>
-        </w:rPr>
-        <w:t>}</w:t>
+        <w:t>{entidad} - {tiempoEstudio}</w:t>
+      </w:r>
+    </w:p>
+    <w:p>
+      <w:pPr>
+        <w:spacing w:after="60"/>
+        <w:rPr>
+          <w:lang w:val="es-ES"/>
+        </w:rPr>
+      </w:pPr>
+      <w:r>
+        <w:rPr>
+          <w:lang w:val="es-ES"/>
+        </w:rPr>
+        <w:t>{descripcion}</w:t>
       </w:r>
     </w:p>
     <w:p>
@@ -1016,21 +819,7 @@
         <w:rPr>
           <w:lang w:val="es-ES"/>
         </w:rPr>
-        <w:t>{/</w:t>
-      </w:r>
-      <w:proofErr w:type="spellStart"/>
-      <w:r>
-        <w:rPr>
-          <w:lang w:val="es-ES"/>
-        </w:rPr>
-        <w:t>tieneCursos</w:t>
-      </w:r>
-      <w:proofErr w:type="spellEnd"/>
-      <w:r>
-        <w:rPr>
-          <w:lang w:val="es-ES"/>
-        </w:rPr>
-        <w:t>}</w:t>
+        <w:t>{/tieneCursos}</w:t>
       </w:r>
     </w:p>
     <w:p>
@@ -1199,21 +988,7 @@
         <w:rPr>
           <w:lang w:val="es-ES"/>
         </w:rPr>
-        <w:t>{/</w:t>
-      </w:r>
-      <w:proofErr w:type="spellStart"/>
-      <w:r>
-        <w:rPr>
-          <w:lang w:val="es-ES"/>
-        </w:rPr>
-        <w:t>tieneConocimientos</w:t>
-      </w:r>
-      <w:proofErr w:type="spellEnd"/>
-      <w:r>
-        <w:rPr>
-          <w:lang w:val="es-ES"/>
-        </w:rPr>
-        <w:t>}</w:t>
+        <w:t>{/tieneConocimientos}</w:t>
       </w:r>
     </w:p>
     <w:p>
@@ -1354,21 +1129,7 @@
           <w:lang w:val="es-ES"/>
         </w:rPr>
         <w:tab/>
-        <w:t>{</w:t>
-      </w:r>
-      <w:proofErr w:type="spellStart"/>
-      <w:r>
-        <w:rPr>
-          <w:lang w:val="es-ES"/>
-        </w:rPr>
-        <w:t>skill</w:t>
-      </w:r>
-      <w:proofErr w:type="spellEnd"/>
-      <w:r>
-        <w:rPr>
-          <w:lang w:val="es-ES"/>
-        </w:rPr>
-        <w:t>}</w:t>
+        <w:t>{skill}</w:t>
       </w:r>
     </w:p>
     <w:p>
@@ -1396,21 +1157,7 @@
         <w:rPr>
           <w:lang w:val="es-ES"/>
         </w:rPr>
-        <w:t>{/</w:t>
-      </w:r>
-      <w:proofErr w:type="spellStart"/>
-      <w:r>
-        <w:rPr>
-          <w:lang w:val="es-ES"/>
-        </w:rPr>
-        <w:t>tieneSkills</w:t>
-      </w:r>
-      <w:proofErr w:type="spellEnd"/>
-      <w:r>
-        <w:rPr>
-          <w:lang w:val="es-ES"/>
-        </w:rPr>
-        <w:t>}</w:t>
+        <w:t>{/tieneSkills}</w:t>
       </w:r>
     </w:p>
     <w:p>
@@ -1544,21 +1291,7 @@
         <w:rPr>
           <w:lang w:val="es-ES"/>
         </w:rPr>
-        <w:t>{/</w:t>
-      </w:r>
-      <w:proofErr w:type="spellStart"/>
-      <w:r>
-        <w:rPr>
-          <w:lang w:val="es-ES"/>
-        </w:rPr>
-        <w:t>tieneComentarios</w:t>
-      </w:r>
-      <w:proofErr w:type="spellEnd"/>
-      <w:r>
-        <w:rPr>
-          <w:lang w:val="es-ES"/>
-        </w:rPr>
-        <w:t>}</w:t>
+        <w:t>{/tieneComentarios}</w:t>
       </w:r>
     </w:p>
     <w:sectPr>

--- a/src/assets/PlantillaDosEng.docx
+++ b/src/assets/PlantillaDosEng.docx
@@ -252,7 +252,7 @@
       </w:r>
       <w:proofErr w:type="spellEnd"/>
       <w:r>
-        <w:t>: {#EtId} {idioma} – {nivel} {/</w:t>
+        <w:t>: {#EtId} {idioma} {/</w:t>
       </w:r>
       <w:proofErr w:type="spellStart"/>
       <w:r>
@@ -388,161 +388,6 @@
           <w:docGrid w:linePitch="360"/>
         </w:sectPr>
       </w:pPr>
-    </w:p>
-    <w:p>
-      <w:pPr>
-        <w:spacing w:before="360" w:after="60"/>
-        <w:rPr>
-          <w:b/>
-          <w:bCs/>
-          <w:color w:val="0070C0"/>
-          <w:lang w:val="es-ES"/>
-        </w:rPr>
-      </w:pPr>
-      <w:r>
-        <w:rPr>
-          <w:b/>
-          <w:bCs/>
-          <w:color w:val="0070C0"/>
-          <w:lang w:val="es-ES"/>
-        </w:rPr>
-        <w:t>WORK EXPERIENCE</w:t>
-      </w:r>
-    </w:p>
-    <w:p>
-      <w:pPr>
-        <w:spacing w:after="120" w:line="240" w:lineRule="auto"/>
-      </w:pPr>
-      <w:r>
-        <w:t>{#experiencias}</w:t>
-      </w:r>
-    </w:p>
-    <w:p>
-      <w:pPr>
-        <w:tabs>
-          <w:tab w:val="left" w:pos="7027"/>
-        </w:tabs>
-        <w:spacing w:after="120" w:line="240" w:lineRule="auto"/>
-        <w:rPr>
-          <w:b/>
-          <w:bCs/>
-        </w:rPr>
-      </w:pPr>
-      <w:r>
-        <w:rPr>
-          <w:b/>
-          <w:bCs/>
-        </w:rPr>
-        <w:t>{puesto} - {empresa}</w:t>
-      </w:r>
-    </w:p>
-    <w:p>
-      <w:pPr>
-        <w:tabs>
-          <w:tab w:val="left" w:pos="7027"/>
-        </w:tabs>
-        <w:spacing w:after="120" w:line="240" w:lineRule="auto"/>
-        <w:rPr>
-          <w:b/>
-          <w:bCs/>
-        </w:rPr>
-      </w:pPr>
-      <w:r>
-        <w:t>{periodo}</w:t>
-      </w:r>
-    </w:p>
-    <w:p>
-      <w:pPr>
-        <w:spacing w:after="120" w:line="240" w:lineRule="auto"/>
-      </w:pPr>
-      <w:r>
-        <w:t>{</w:t>
-      </w:r>
-      <w:proofErr w:type="spellStart"/>
-      <w:r>
-        <w:t>descripcion</w:t>
-      </w:r>
-      <w:proofErr w:type="spellEnd"/>
-      <w:r>
-        <w:t>}</w:t>
-      </w:r>
-    </w:p>
-    <w:p>
-      <w:pPr>
-        <w:spacing w:after="120" w:line="240" w:lineRule="auto"/>
-      </w:pPr>
-      <w:r>
-        <w:t>{/experiencias}</w:t>
-      </w:r>
-    </w:p>
-    <w:p>
-      <w:pPr>
-        <w:spacing w:after="120" w:line="240" w:lineRule="auto"/>
-      </w:pPr>
-      <w:r>
-        <w:rPr>
-          <w:noProof/>
-          <w:lang w:val="es-ES"/>
-        </w:rPr>
-        <mc:AlternateContent>
-          <mc:Choice Requires="wps">
-            <w:drawing>
-              <wp:inline distT="0" distB="0" distL="0" distR="0" wp14:anchorId="0D6A8B0B" wp14:editId="745CD407">
-                <wp:extent cx="2987675" cy="0"/>
-                <wp:effectExtent l="0" t="0" r="0" b="0"/>
-                <wp:docPr id="1" name="Conector recto 1"/>
-                <wp:cNvGraphicFramePr/>
-                <a:graphic xmlns:a="http://schemas.openxmlformats.org/drawingml/2006/main">
-                  <a:graphicData uri="http://schemas.microsoft.com/office/word/2010/wordprocessingShape">
-                    <wps:wsp>
-                      <wps:cNvCnPr/>
-                      <wps:spPr>
-                        <a:xfrm>
-                          <a:off x="0" y="0"/>
-                          <a:ext cx="2987675" cy="0"/>
-                        </a:xfrm>
-                        <a:prstGeom prst="line">
-                          <a:avLst/>
-                        </a:prstGeom>
-                        <a:ln w="19050">
-                          <a:solidFill>
-                            <a:schemeClr val="bg2">
-                              <a:lumMod val="75000"/>
-                            </a:schemeClr>
-                          </a:solidFill>
-                        </a:ln>
-                      </wps:spPr>
-                      <wps:style>
-                        <a:lnRef idx="1">
-                          <a:schemeClr val="accent1"/>
-                        </a:lnRef>
-                        <a:fillRef idx="0">
-                          <a:schemeClr val="accent1"/>
-                        </a:fillRef>
-                        <a:effectRef idx="0">
-                          <a:schemeClr val="accent1"/>
-                        </a:effectRef>
-                        <a:fontRef idx="minor">
-                          <a:schemeClr val="tx1"/>
-                        </a:fontRef>
-                      </wps:style>
-                      <wps:bodyPr/>
-                    </wps:wsp>
-                  </a:graphicData>
-                </a:graphic>
-              </wp:inline>
-            </w:drawing>
-          </mc:Choice>
-          <mc:Fallback>
-            <w:pict>
-              <v:line w14:anchorId="57E3896F" id="Conector recto 1" o:spid="_x0000_s1026" style="visibility:visible;mso-wrap-style:square;mso-left-percent:-10001;mso-top-percent:-10001;mso-position-horizontal:absolute;mso-position-horizontal-relative:char;mso-position-vertical:absolute;mso-position-vertical-relative:line;mso-left-percent:-10001;mso-top-percent:-10001" from="0,0" to="235.25pt,0" o:gfxdata="UEsDBBQABgAIAAAAIQC2gziS/gAAAOEBAAATAAAAW0NvbnRlbnRfVHlwZXNdLnhtbJSRQU7DMBBF&#10;90jcwfIWJU67QAgl6YK0S0CoHGBkTxKLZGx5TGhvj5O2G0SRWNoz/78nu9wcxkFMGNg6quQqL6RA&#10;0s5Y6ir5vt9lD1JwBDIwOMJKHpHlpr69KfdHjyxSmriSfYz+USnWPY7AufNIadK6MEJMx9ApD/oD&#10;OlTrorhX2lFEilmcO2RdNtjC5xDF9pCuTyYBB5bi6bQ4syoJ3g9WQ0ymaiLzg5KdCXlKLjvcW893&#10;SUOqXwnz5DrgnHtJTxOsQfEKIT7DmDSUCaxw7Rqn8787ZsmRM9e2VmPeBN4uqYvTtW7jvijg9N/y&#10;JsXecLq0q+WD6m8AAAD//wMAUEsDBBQABgAIAAAAIQA4/SH/1gAAAJQBAAALAAAAX3JlbHMvLnJl&#10;bHOkkMFqwzAMhu+DvYPRfXGawxijTi+j0GvpHsDYimMaW0Yy2fr2M4PBMnrbUb/Q94l/f/hMi1qR&#10;JVI2sOt6UJgd+ZiDgffL8ekFlFSbvV0oo4EbChzGx4f9GRdb25HMsYhqlCwG5lrLq9biZkxWOiqY&#10;22YiTra2kYMu1l1tQD30/bPm3wwYN0x18gb45AdQl1tp5j/sFB2T0FQ7R0nTNEV3j6o9feQzro1i&#10;OWA14Fm+Q8a1a8+Bvu/d/dMb2JY5uiPbhG/ktn4cqGU/er3pcvwCAAD//wMAUEsDBBQABgAIAAAA&#10;IQBzJqNRzwEAAAIEAAAOAAAAZHJzL2Uyb0RvYy54bWysU8tu2zAQvBfoPxC815INOE4EyzkkSC99&#10;BH18AE0tLQIklyAZS/77LilbDtqiQIteKGl3Z3Zmtdzej9awI4So0bV8uag5Ayex0+7Q8u/fnt7d&#10;chaTcJ0w6KDlJ4j8fvf2zXbwDaywR9NBYETiYjP4lvcp+aaqouzBirhAD46SCoMViT7DoeqCGIjd&#10;mmpV1zfVgKHzASXESNHHKcl3hV8pkOmzUhESMy0nbamcoZz7fFa7rWgOQfhey7MM8Q8qrNCOms5U&#10;jyIJ9hL0L1RWy4ARVVpItBUqpSUUD+RmWf/k5msvPBQvNJzo5zHF/0crPx0f3HOgMQw+NtE/h+xi&#10;VMHmJ+ljYxnWaR4WjIlJCq7ubjc3mzVn8pKrrkAfYnoPaFl+abnRLvsQjTh+iImaUemlJIeNYwNt&#10;z129rktZRKO7J21MTpZdgAcT2FHQX9wfVqXGvNiP2E2xzbquy78k3rm8dHnFRDnjKHg1Wt7SycCk&#10;4QsopjuytpxE5B289hVSgkvLvDGFiaozTJHKGXhW/yfguT5Doezn34BnROmMLs1gqx2G38lO40Wy&#10;muovE5h85xHssTuVFSijoUUrDs+XIm/y6+8Cv17d3Q8AAAD//wMAUEsDBBQABgAIAAAAIQCXSxFV&#10;2AAAAAIBAAAPAAAAZHJzL2Rvd25yZXYueG1sTI/BTsMwEETvSP0Haytxow6lQBXiVFWlHjhSqgpu&#10;23gbB+J1ZDtN+ve4XOAy0mhWM2+L1WhbcSYfGscK7mcZCOLK6YZrBfv37d0SRIjIGlvHpOBCAVbl&#10;5KbAXLuB3+i8i7VIJRxyVGBi7HIpQ2XIYpi5jjhlJ+ctxmR9LbXHIZXbVs6z7ElabDgtGOxoY6j6&#10;3vVWwetX/NSmexj8hc0WezlfHD4OSt1Ox/ULiEhj/DuGK35ChzIxHV3POohWQXok/mrKFs/ZI4jj&#10;1cqykP/Ryx8AAAD//wMAUEsBAi0AFAAGAAgAAAAhALaDOJL+AAAA4QEAABMAAAAAAAAAAAAAAAAA&#10;AAAAAFtDb250ZW50X1R5cGVzXS54bWxQSwECLQAUAAYACAAAACEAOP0h/9YAAACUAQAACwAAAAAA&#10;AAAAAAAAAAAvAQAAX3JlbHMvLnJlbHNQSwECLQAUAAYACAAAACEAcyajUc8BAAACBAAADgAAAAAA&#10;AAAAAAAAAAAuAgAAZHJzL2Uyb0RvYy54bWxQSwECLQAUAAYACAAAACEAl0sRVdgAAAACAQAADwAA&#10;AAAAAAAAAAAAAAApBAAAZHJzL2Rvd25yZXYueG1sUEsFBgAAAAAEAAQA8wAAAC4FAAAAAA==&#10;" strokecolor="#adadad [2414]" strokeweight="1.5pt">
-                <v:stroke joinstyle="miter"/>
-                <w10:anchorlock/>
-              </v:line>
-            </w:pict>
-          </mc:Fallback>
-        </mc:AlternateContent>
-      </w:r>
     </w:p>
     <w:p>
       <w:pPr>
